--- a/files/zarnica/istoriya-voenno-patrioticheskih-igr.docx
+++ b/files/zarnica/istoriya-voenno-patrioticheskih-igr.docx
@@ -4,12 +4,7 @@
   <w:body>
     <w:p>
       <w:pPr>
-        <w:spacing w:after="1100"/>
-      </w:pPr>
-    </w:p>
-    <w:p>
-      <w:pPr>
-        <w:spacing w:after="0" w:before="0" w:line="300"/>
+        <w:spacing w:after="0" w:before="0" w:line="264"/>
         <w:jc w:val="center"/>
       </w:pPr>
       <w:r>
@@ -23,7 +18,7 @@
     </w:p>
     <w:p>
       <w:pPr>
-        <w:spacing w:after="800" w:before="0" w:line="300"/>
+        <w:spacing w:after="200" w:before="0" w:line="264"/>
         <w:jc w:val="center"/>
       </w:pPr>
       <w:r>
@@ -37,7 +32,7 @@
     </w:p>
     <w:p>
       <w:pPr>
-        <w:spacing w:after="120" w:before="0" w:line="300"/>
+        <w:spacing w:after="40" w:before="0" w:line="264"/>
         <w:jc w:val="center"/>
       </w:pPr>
       <w:r>
@@ -53,7 +48,87 @@
     </w:p>
     <w:p>
       <w:pPr>
-        <w:spacing w:after="120" w:before="0" w:line="300"/>
+        <w:spacing w:after="40" w:before="0" w:line="264"/>
+        <w:jc w:val="center"/>
+      </w:pPr>
+      <w:r>
+        <w:rPr>
+          <w:rFonts w:ascii="Times New Roman" w:cs="Times New Roman" w:eastAsia="Times New Roman" w:hAnsi="Times New Roman"/>
+          <w:sz w:val="24"/>
+          <w:szCs w:val="24"/>
+        </w:rPr>
+        <w:t xml:space="preserve">от «Зарницы» 1960-х годов до «Зарницы 2.0»</w:t>
+      </w:r>
+    </w:p>
+    <w:p>
+      <w:pPr>
+        <w:spacing w:after="40" w:before="0" w:line="264"/>
+        <w:jc w:val="center"/>
+      </w:pPr>
+      <w:r>
+        <w:rPr>
+          <w:rFonts w:ascii="Times New Roman" w:cs="Times New Roman" w:eastAsia="Times New Roman" w:hAnsi="Times New Roman"/>
+          <w:sz w:val="24"/>
+          <w:szCs w:val="24"/>
+        </w:rPr>
+        <w:t xml:space="preserve">Справочный материал для уроков ОБЗР, классных часов и подготовки отрядов</w:t>
+      </w:r>
+    </w:p>
+    <w:p>
+      <w:pPr>
+        <w:spacing w:after="160" w:before="0" w:line="264"/>
+        <w:jc w:val="center"/>
+      </w:pPr>
+      <w:r>
+        <w:rPr>
+          <w:rFonts w:ascii="Times New Roman" w:cs="Times New Roman" w:eastAsia="Times New Roman" w:hAnsi="Times New Roman"/>
+          <w:sz w:val="24"/>
+          <w:szCs w:val="24"/>
+        </w:rPr>
+        <w:t xml:space="preserve">2026–2027 учебный год</w:t>
+      </w:r>
+    </w:p>
+    <w:p>
+      <w:pPr>
+        <w:spacing w:after="0" w:before="0" w:line="264"/>
+        <w:jc w:val="right"/>
+      </w:pPr>
+      <w:r>
+        <w:rPr>
+          <w:rFonts w:ascii="Times New Roman" w:cs="Times New Roman" w:eastAsia="Times New Roman" w:hAnsi="Times New Roman"/>
+          <w:i/>
+          <w:iCs/>
+          <w:sz w:val="24"/>
+          <w:szCs w:val="24"/>
+        </w:rPr>
+        <w:t xml:space="preserve">Составитель: Дёмин А. Ю.,</w:t>
+      </w:r>
+    </w:p>
+    <w:p>
+      <w:pPr>
+        <w:spacing w:after="0" w:before="0" w:line="264"/>
+        <w:jc w:val="right"/>
+      </w:pPr>
+      <w:r>
+        <w:rPr>
+          <w:rFonts w:ascii="Times New Roman" w:cs="Times New Roman" w:eastAsia="Times New Roman" w:hAnsi="Times New Roman"/>
+          <w:i/>
+          <w:iCs/>
+          <w:sz w:val="24"/>
+          <w:szCs w:val="24"/>
+        </w:rPr>
+        <w:t xml:space="preserve">преподаватель-организатор ОБЗР</w:t>
+      </w:r>
+    </w:p>
+    <w:p>
+      <w:pPr>
+        <w:spacing w:after="200"/>
+      </w:pPr>
+    </w:p>
+    <w:p>
+      <w:pPr>
+        <w:keepNext/>
+        <w:spacing w:after="120" w:before="240"/>
         <w:jc w:val="center"/>
       </w:pPr>
       <w:r>
@@ -61,44 +136,49 @@
           <w:rFonts w:ascii="Times New Roman" w:cs="Times New Roman" w:eastAsia="Times New Roman" w:hAnsi="Times New Roman"/>
           <w:b/>
           <w:bCs/>
-          <w:sz w:val="28"/>
-          <w:szCs w:val="28"/>
-        </w:rPr>
-        <w:t xml:space="preserve">от «Зарницы» 1960-х годов до «Зарницы 2.0»</w:t>
-      </w:r>
-    </w:p>
-    <w:p>
-      <w:pPr>
-        <w:spacing w:after="300" w:before="0" w:line="300"/>
-        <w:jc w:val="center"/>
-      </w:pPr>
-      <w:r>
-        <w:rPr>
-          <w:rFonts w:ascii="Times New Roman" w:cs="Times New Roman" w:eastAsia="Times New Roman" w:hAnsi="Times New Roman"/>
           <w:sz w:val="26"/>
           <w:szCs w:val="26"/>
         </w:rPr>
-        <w:t xml:space="preserve">Справочный материал для уроков ОБЗР, классных часов и подготовки команды</w:t>
-      </w:r>
-    </w:p>
-    <w:p>
-      <w:pPr>
-        <w:spacing w:after="1500" w:before="0" w:line="300"/>
+        <w:t xml:space="preserve">1. Как всё начиналось</w:t>
+      </w:r>
+    </w:p>
+    <w:p>
+      <w:pPr>
+        <w:spacing w:after="100" w:before="0" w:line="264"/>
+        <w:ind w:firstLine="567"/>
+        <w:jc w:val="both"/>
+      </w:pPr>
+      <w:r>
+        <w:rPr>
+          <w:rFonts w:ascii="Times New Roman" w:cs="Times New Roman" w:eastAsia="Times New Roman" w:hAnsi="Times New Roman"/>
+          <w:sz w:val="24"/>
+          <w:szCs w:val="24"/>
+        </w:rPr>
+        <w:t xml:space="preserve">Идея военно-патриотической игры для школьников родилась в педагогической практике. Зимой 1964 года в школе деревни Мысы Пермской области молодая пионерская вожатая Зоя Кротова предложила превратить День Советской Армии (23 февраля) в игру: вся школа становилась «армией», учителя — «военачальниками», а ученики — лётчиками, моряками, танкистами и партизанами. Игра быстро вышла за стены школы, превратилась в подобие армейских учений с преодолением препятствий, а в финале проходила «битва» со срыванием картонных погон и захватом знамени. Организаторы современной игры в «Блокноте участника» также отсчитывают историю «Зарницы» с 1964 года и Дня защитника Отечества 23 февраля.</w:t>
+      </w:r>
+    </w:p>
+    <w:p>
+      <w:pPr>
+        <w:keepNext/>
+        <w:spacing w:after="120" w:before="240"/>
         <w:jc w:val="center"/>
       </w:pPr>
       <w:r>
         <w:rPr>
           <w:rFonts w:ascii="Times New Roman" w:cs="Times New Roman" w:eastAsia="Times New Roman" w:hAnsi="Times New Roman"/>
+          <w:b/>
+          <w:bCs/>
           <w:sz w:val="26"/>
           <w:szCs w:val="26"/>
         </w:rPr>
-        <w:t xml:space="preserve">2026–2027 учебный год</w:t>
-      </w:r>
-    </w:p>
-    <w:p>
-      <w:pPr>
-        <w:spacing w:after="0"/>
-        <w:jc w:val="right"/>
+        <w:t xml:space="preserve">2. «Зарница» становится всесоюзной</w:t>
+      </w:r>
+    </w:p>
+    <w:p>
+      <w:pPr>
+        <w:spacing w:after="100" w:before="0" w:line="264"/>
+        <w:ind w:firstLine="567"/>
+        <w:jc w:val="both"/>
       </w:pPr>
       <w:r>
         <w:rPr>
@@ -106,59 +186,28 @@
           <w:sz w:val="24"/>
           <w:szCs w:val="24"/>
         </w:rPr>
-        <w:t xml:space="preserve">Составитель: </w:t>
-      </w:r>
+        <w:t xml:space="preserve">10 января 1967 года «Пионерская правда» опубликовала «приказ № 1» маршала Советского Союза Василия Казакова о начале Всесоюзной военно-спортивной игры «Зарница». Задачами игры назывались создание юнармейских батальонов, подготовка молодёжи к армейской жизни и воспитание любви к Родине.</w:t>
+      </w:r>
+    </w:p>
+    <w:p>
+      <w:pPr>
+        <w:spacing w:after="100" w:before="0" w:line="264"/>
+        <w:ind w:firstLine="567"/>
+        <w:jc w:val="both"/>
+      </w:pPr>
       <w:r>
         <w:rPr>
           <w:rFonts w:ascii="Times New Roman" w:cs="Times New Roman" w:eastAsia="Times New Roman" w:hAnsi="Times New Roman"/>
           <w:sz w:val="24"/>
           <w:szCs w:val="24"/>
         </w:rPr>
-        <w:t xml:space="preserve">Дёмин А. Ю.</w:t>
-      </w:r>
-      <w:r>
-        <w:rPr>
-          <w:rFonts w:ascii="Times New Roman" w:cs="Times New Roman" w:eastAsia="Times New Roman" w:hAnsi="Times New Roman"/>
-          <w:sz w:val="24"/>
-          <w:szCs w:val="24"/>
-        </w:rPr>
-        <w:t xml:space="preserve">,</w:t>
-      </w:r>
-    </w:p>
-    <w:p>
-      <w:pPr>
-        <w:spacing w:after="1400"/>
-        <w:jc w:val="right"/>
-      </w:pPr>
-      <w:r>
-        <w:rPr>
-          <w:rFonts w:ascii="Times New Roman" w:cs="Times New Roman" w:eastAsia="Times New Roman" w:hAnsi="Times New Roman"/>
-          <w:sz w:val="24"/>
-          <w:szCs w:val="24"/>
-        </w:rPr>
-        <w:t xml:space="preserve">преподаватель-организатор ОБЗР</w:t>
-      </w:r>
-    </w:p>
-    <w:p>
-      <w:pPr>
-        <w:spacing w:after="0" w:before="0" w:line="300"/>
-        <w:jc w:val="center"/>
-      </w:pPr>
-      <w:r>
-        <w:rPr>
-          <w:rFonts w:ascii="Times New Roman" w:cs="Times New Roman" w:eastAsia="Times New Roman" w:hAnsi="Times New Roman"/>
-          <w:sz w:val="24"/>
-          <w:szCs w:val="24"/>
-        </w:rPr>
-        <w:t xml:space="preserve">г. Лысково, 2026 год</w:t>
-      </w:r>
-    </w:p>
-    <w:p>
-      <w:pPr>
-        <w:pStyle w:val="Heading1"/>
+        <w:t xml:space="preserve">Позднее игра обогащалась элементами гражданской обороны — быстрой реакцией в нестандартных ситуациях и первой медицинской помощью. Когда срок службы по призыву сократили с трёх лет до двух, «Зарница» вошла в школьную программу начальной военной подготовки: смотр строя и песни, проверка знаний по военной истории и символике, правилам дорожного движения, ориентирование на местности, метание гранаты, силовые упражнения и эстафеты.</w:t>
+      </w:r>
+    </w:p>
+    <w:p>
+      <w:pPr>
         <w:keepNext/>
-        <w:pageBreakBefore/>
-        <w:spacing w:after="160" w:before="0"/>
+        <w:spacing w:after="120" w:before="240"/>
         <w:jc w:val="center"/>
       </w:pPr>
       <w:r>
@@ -166,129 +215,16 @@
           <w:rFonts w:ascii="Times New Roman" w:cs="Times New Roman" w:eastAsia="Times New Roman" w:hAnsi="Times New Roman"/>
           <w:b/>
           <w:bCs/>
-          <w:sz w:val="28"/>
-          <w:szCs w:val="28"/>
-        </w:rPr>
-        <w:t xml:space="preserve">1. Как всё начиналось</w:t>
-      </w:r>
-    </w:p>
-    <w:p>
-      <w:pPr>
-        <w:spacing w:after="100" w:before="0" w:line="300"/>
-        <w:ind w:left="0" w:firstLine="567"/>
-        <w:jc w:val="both"/>
-      </w:pPr>
-      <w:r>
-        <w:rPr>
-          <w:rFonts w:ascii="Times New Roman" w:cs="Times New Roman" w:eastAsia="Times New Roman" w:hAnsi="Times New Roman"/>
-          <w:sz w:val="24"/>
-          <w:szCs w:val="24"/>
-        </w:rPr>
-        <w:t xml:space="preserve">Идея военно-патриотической игры для школьников родилась в педагогической практике. Зимой 1964 года в школе деревни Мысы Пермской области молодая пионерская вожатая </w:t>
-      </w:r>
-      <w:r>
-        <w:rPr>
-          <w:rFonts w:ascii="Times New Roman" w:cs="Times New Roman" w:eastAsia="Times New Roman" w:hAnsi="Times New Roman"/>
-          <w:sz w:val="24"/>
-          <w:szCs w:val="24"/>
-        </w:rPr>
-        <w:t xml:space="preserve">Зоя Кротова</w:t>
-      </w:r>
-      <w:r>
-        <w:rPr>
-          <w:rFonts w:ascii="Times New Roman" w:cs="Times New Roman" w:eastAsia="Times New Roman" w:hAnsi="Times New Roman"/>
-          <w:sz w:val="24"/>
-          <w:szCs w:val="24"/>
-        </w:rPr>
-        <w:t xml:space="preserve"> предложила превратить День Советской Армии (23 февраля) в игру: вся школа становилась «армией», учителя — «военачальниками», а ученики — лётчиками, моряками, танкистами и партизанами. Игра быстро вышла за стены школы, превратилась в подобие армейских учений с преодолением препятствий, а в финале проходила «битва» со срыванием картонных погон и захватом знамени.</w:t>
-      </w:r>
-    </w:p>
-    <w:p>
-      <w:pPr>
-        <w:pStyle w:val="Heading1"/>
-        <w:keepNext/>
-        <w:spacing w:after="160" w:before="240"/>
-        <w:jc w:val="center"/>
-      </w:pPr>
-      <w:r>
-        <w:rPr>
-          <w:rFonts w:ascii="Times New Roman" w:cs="Times New Roman" w:eastAsia="Times New Roman" w:hAnsi="Times New Roman"/>
-          <w:b/>
-          <w:bCs/>
-          <w:sz w:val="28"/>
-          <w:szCs w:val="28"/>
-        </w:rPr>
-        <w:t xml:space="preserve">2. «Зарница» становится всесоюзной</w:t>
-      </w:r>
-    </w:p>
-    <w:p>
-      <w:pPr>
-        <w:spacing w:after="100" w:before="0" w:line="300"/>
-        <w:ind w:left="0" w:firstLine="567"/>
-        <w:jc w:val="both"/>
-      </w:pPr>
-      <w:r>
-        <w:rPr>
-          <w:rFonts w:ascii="Times New Roman" w:cs="Times New Roman" w:eastAsia="Times New Roman" w:hAnsi="Times New Roman"/>
-          <w:sz w:val="24"/>
-          <w:szCs w:val="24"/>
-        </w:rPr>
-        <w:t xml:space="preserve">10 января 1967 года «Пионерская правда» опубликовала «приказ № 1» маршала Советского Союза </w:t>
-      </w:r>
-      <w:r>
-        <w:rPr>
-          <w:rFonts w:ascii="Times New Roman" w:cs="Times New Roman" w:eastAsia="Times New Roman" w:hAnsi="Times New Roman"/>
-          <w:sz w:val="24"/>
-          <w:szCs w:val="24"/>
-        </w:rPr>
-        <w:t xml:space="preserve">Василия Казакова</w:t>
-      </w:r>
-      <w:r>
-        <w:rPr>
-          <w:rFonts w:ascii="Times New Roman" w:cs="Times New Roman" w:eastAsia="Times New Roman" w:hAnsi="Times New Roman"/>
-          <w:sz w:val="24"/>
-          <w:szCs w:val="24"/>
-        </w:rPr>
-        <w:t xml:space="preserve"> о начале Всесоюзной военно-спортивной игры «Зарница». Задачами игры назывались создание юнармейских батальонов, подготовка молодёжи к армейской жизни и воспитание любви к Родине.</w:t>
-      </w:r>
-    </w:p>
-    <w:p>
-      <w:pPr>
-        <w:spacing w:after="100" w:before="0" w:line="300"/>
-        <w:ind w:left="0" w:firstLine="567"/>
-        <w:jc w:val="both"/>
-      </w:pPr>
-      <w:r>
-        <w:rPr>
-          <w:rFonts w:ascii="Times New Roman" w:cs="Times New Roman" w:eastAsia="Times New Roman" w:hAnsi="Times New Roman"/>
-          <w:sz w:val="24"/>
-          <w:szCs w:val="24"/>
-        </w:rPr>
-        <w:t xml:space="preserve">В дальнейшем игра обогащалась: появились элементы гражданской обороны — быстрая реакция в нестандартных ситуациях, первая медицинская помощь. Когда срок службы по призыву сократили с трёх лет до двух, «Зарница» вошла в школьную программу начальной военной подготовки. В программу входили смотр строя и песни, проверка знаний по военной истории и символике, правилам дорожного движения, ориентирование на местности, метание гранаты, силовые упражнения и эстафеты.</w:t>
-      </w:r>
-    </w:p>
-    <w:p>
-      <w:pPr>
-        <w:pStyle w:val="Heading1"/>
-        <w:keepNext/>
-        <w:spacing w:after="160" w:before="240"/>
-        <w:jc w:val="center"/>
-      </w:pPr>
-      <w:r>
-        <w:rPr>
-          <w:rFonts w:ascii="Times New Roman" w:cs="Times New Roman" w:eastAsia="Times New Roman" w:hAnsi="Times New Roman"/>
-          <w:b/>
-          <w:bCs/>
-          <w:sz w:val="28"/>
-          <w:szCs w:val="28"/>
+          <w:sz w:val="26"/>
+          <w:szCs w:val="26"/>
         </w:rPr>
         <w:t xml:space="preserve">3. Опыт, который сохранился</w:t>
       </w:r>
     </w:p>
     <w:p>
       <w:pPr>
-        <w:spacing w:after="100" w:before="0" w:line="300"/>
-        <w:ind w:left="0" w:firstLine="567"/>
+        <w:spacing w:after="100" w:before="0" w:line="264"/>
+        <w:ind w:firstLine="567"/>
         <w:jc w:val="both"/>
       </w:pPr>
       <w:r>
@@ -316,35 +252,80 @@
         <w:gridCol w:w="9638"/>
       </w:tblGrid>
       <w:tr>
+        <w:trPr>
+          <w:cantSplit/>
+          <w:tblHeader/>
+        </w:trPr>
         <w:tc>
           <w:tcPr>
             <w:tcW w:type="dxa" w:w="9638"/>
             <w:tcBorders>
-              <w:top w:val="single" w:color="E0A040" w:sz="6"/>
-              <w:left w:val="single" w:color="E0A040" w:sz="6"/>
-              <w:bottom w:val="single" w:color="E0A040" w:sz="6"/>
-              <w:right w:val="single" w:color="E0A040" w:sz="6"/>
-            </w:tcBorders>
-            <w:shd w:fill="FFF6E5" w:color="auto" w:val="clear"/>
-            <w:tcMar>
-              <w:top w:type="dxa" w:w="90"/>
-              <w:left w:type="dxa" w:w="140"/>
-              <w:bottom w:type="dxa" w:w="90"/>
-              <w:right w:type="dxa" w:w="140"/>
-            </w:tcMar>
-          </w:tcPr>
-          <w:p>
-            <w:pPr>
-              <w:spacing w:line="276"/>
-              <w:jc w:val="both"/>
-            </w:pPr>
-            <w:r>
-              <w:rPr>
-                <w:rFonts w:ascii="Times New Roman" w:cs="Times New Roman" w:eastAsia="Times New Roman" w:hAnsi="Times New Roman"/>
-                <w:sz w:val="22"/>
-                <w:szCs w:val="22"/>
-              </w:rPr>
-              <w:t xml:space="preserve">Справка о достоверности. Сведения о 1964 и 1967 годах, об авторстве идеи и об «приказе № 1» приведены по публикациям и методическим материалам образовательных организаций о происхождении игры «Зарница». Для публикаций и выступлений рекомендуется сверяться с первоисточниками (архив «Пионерской правды», 1967 г.).</w:t>
+              <w:top w:val="single" w:color="808080" w:sz="4"/>
+              <w:left w:val="single" w:color="808080" w:sz="4"/>
+              <w:bottom w:val="single" w:color="808080" w:sz="4"/>
+              <w:right w:val="single" w:color="808080" w:sz="4"/>
+            </w:tcBorders>
+            <w:shd w:fill="DCE6F2" w:color="auto" w:val="clear"/>
+            <w:tcMar>
+              <w:top w:type="dxa" w:w="50"/>
+              <w:left w:type="dxa" w:w="90"/>
+              <w:bottom w:type="dxa" w:w="50"/>
+              <w:right w:type="dxa" w:w="90"/>
+            </w:tcMar>
+            <w:vAlign w:val="top"/>
+          </w:tcPr>
+          <w:p>
+            <w:pPr>
+              <w:keepNext/>
+              <w:spacing w:after="30" w:line="240"/>
+              <w:jc w:val="left"/>
+            </w:pPr>
+            <w:r>
+              <w:rPr>
+                <w:rFonts w:ascii="Times New Roman" w:cs="Times New Roman" w:eastAsia="Times New Roman" w:hAnsi="Times New Roman"/>
+                <w:b/>
+                <w:bCs/>
+                <w:sz w:val="20"/>
+                <w:szCs w:val="20"/>
+              </w:rPr>
+              <w:t xml:space="preserve">Справка о достоверности</w:t>
+            </w:r>
+          </w:p>
+        </w:tc>
+      </w:tr>
+      <w:tr>
+        <w:trPr>
+          <w:cantSplit/>
+        </w:trPr>
+        <w:tc>
+          <w:tcPr>
+            <w:tcW w:type="dxa" w:w="9638"/>
+            <w:tcBorders>
+              <w:top w:val="single" w:color="808080" w:sz="4"/>
+              <w:left w:val="single" w:color="808080" w:sz="4"/>
+              <w:bottom w:val="single" w:color="808080" w:sz="4"/>
+              <w:right w:val="single" w:color="808080" w:sz="4"/>
+            </w:tcBorders>
+            <w:tcMar>
+              <w:top w:type="dxa" w:w="50"/>
+              <w:left w:type="dxa" w:w="90"/>
+              <w:bottom w:type="dxa" w:w="50"/>
+              <w:right w:type="dxa" w:w="90"/>
+            </w:tcMar>
+            <w:vAlign w:val="top"/>
+          </w:tcPr>
+          <w:p>
+            <w:pPr>
+              <w:spacing w:after="30" w:line="240"/>
+              <w:jc w:val="left"/>
+            </w:pPr>
+            <w:r>
+              <w:rPr>
+                <w:rFonts w:ascii="Times New Roman" w:cs="Times New Roman" w:eastAsia="Times New Roman" w:hAnsi="Times New Roman"/>
+                <w:sz w:val="20"/>
+                <w:szCs w:val="20"/>
+              </w:rPr>
+              <w:t xml:space="preserve">Сведения о 1964 и 1967 годах, об авторстве идеи и об «приказе № 1» приведены по публикациям и методическим материалам образовательных организаций о происхождении игры «Зарница». Для публикаций и выступлений рекомендуется сверяться с первоисточниками (архив «Пионерской правды», 1967 г.).</w:t>
             </w:r>
           </w:p>
         </w:tc>
@@ -352,14 +333,8 @@
     </w:tbl>
     <w:p>
       <w:pPr>
-        <w:spacing w:after="120"/>
-      </w:pPr>
-    </w:p>
-    <w:p>
-      <w:pPr>
-        <w:pStyle w:val="Heading1"/>
         <w:keepNext/>
-        <w:spacing w:after="160" w:before="240"/>
+        <w:spacing w:after="120" w:before="240"/>
         <w:jc w:val="center"/>
       </w:pPr>
       <w:r>
@@ -367,16 +342,16 @@
           <w:rFonts w:ascii="Times New Roman" w:cs="Times New Roman" w:eastAsia="Times New Roman" w:hAnsi="Times New Roman"/>
           <w:b/>
           <w:bCs/>
-          <w:sz w:val="28"/>
-          <w:szCs w:val="28"/>
-        </w:rPr>
-        <w:t xml:space="preserve">4. «Зарница 2.0»</w:t>
-      </w:r>
-    </w:p>
-    <w:p>
-      <w:pPr>
-        <w:spacing w:after="100" w:before="0" w:line="300"/>
-        <w:ind w:left="0" w:firstLine="567"/>
+          <w:sz w:val="26"/>
+          <w:szCs w:val="26"/>
+        </w:rPr>
+        <w:t xml:space="preserve">4. «Зарница 2.0»: сезон 2026 года</w:t>
+      </w:r>
+    </w:p>
+    <w:p>
+      <w:pPr>
+        <w:spacing w:after="100" w:before="0" w:line="264"/>
+        <w:ind w:firstLine="567"/>
         <w:jc w:val="both"/>
       </w:pPr>
       <w:r>
@@ -385,38 +360,600 @@
           <w:sz w:val="24"/>
           <w:szCs w:val="24"/>
         </w:rPr>
-        <w:t xml:space="preserve">В 2020-е годы формат был обновлён. Всероссийская военно-патриотическая игра «</w:t>
-      </w:r>
+        <w:t xml:space="preserve">В 2020-е годы формат был обновлён: Всероссийская военно-патриотическая игра «Зарница 2.0» объединила школьников и студентов, а к современной игре подключились ВВПОД «ЮНАРМИЯ», Движение Первых и Центр «ВОИН». Положение об организации и проведении Игры (2 редакция) определяет сезон 2026 года; фактически Игра стала командной и цифровой — отряды готовятся и подают заявки через платформу зарница.будьвдвижении.рф.</w:t>
+      </w:r>
+    </w:p>
+    <w:tbl>
+      <w:tblPr>
+        <w:tblW w:type="dxa" w:w="9638"/>
+        <w:tblBorders>
+          <w:top w:val="single" w:color="auto" w:sz="4"/>
+          <w:left w:val="single" w:color="auto" w:sz="4"/>
+          <w:bottom w:val="single" w:color="auto" w:sz="4"/>
+          <w:right w:val="single" w:color="auto" w:sz="4"/>
+          <w:insideH w:val="single" w:color="auto" w:sz="4"/>
+          <w:insideV w:val="single" w:color="auto" w:sz="4"/>
+        </w:tblBorders>
+      </w:tblPr>
+      <w:tblGrid>
+        <w:gridCol w:w="2800"/>
+        <w:gridCol w:w="6838"/>
+      </w:tblGrid>
+      <w:tr>
+        <w:trPr>
+          <w:cantSplit/>
+          <w:tblHeader/>
+        </w:trPr>
+        <w:tc>
+          <w:tcPr>
+            <w:tcW w:type="dxa" w:w="2800"/>
+            <w:tcBorders>
+              <w:top w:val="single" w:color="808080" w:sz="4"/>
+              <w:left w:val="single" w:color="808080" w:sz="4"/>
+              <w:bottom w:val="single" w:color="808080" w:sz="4"/>
+              <w:right w:val="single" w:color="808080" w:sz="4"/>
+            </w:tcBorders>
+            <w:shd w:fill="DCE6F2" w:color="auto" w:val="clear"/>
+            <w:tcMar>
+              <w:top w:type="dxa" w:w="50"/>
+              <w:left w:type="dxa" w:w="90"/>
+              <w:bottom w:type="dxa" w:w="50"/>
+              <w:right w:type="dxa" w:w="90"/>
+            </w:tcMar>
+            <w:vAlign w:val="top"/>
+          </w:tcPr>
+          <w:p>
+            <w:pPr>
+              <w:keepNext/>
+              <w:spacing w:after="30" w:line="240"/>
+              <w:jc w:val="left"/>
+            </w:pPr>
+            <w:r>
+              <w:rPr>
+                <w:rFonts w:ascii="Times New Roman" w:cs="Times New Roman" w:eastAsia="Times New Roman" w:hAnsi="Times New Roman"/>
+                <w:b/>
+                <w:bCs/>
+                <w:sz w:val="20"/>
+                <w:szCs w:val="20"/>
+              </w:rPr>
+              <w:t xml:space="preserve">Что</w:t>
+            </w:r>
+          </w:p>
+        </w:tc>
+        <w:tc>
+          <w:tcPr>
+            <w:tcW w:type="dxa" w:w="6838"/>
+            <w:tcBorders>
+              <w:top w:val="single" w:color="808080" w:sz="4"/>
+              <w:left w:val="single" w:color="808080" w:sz="4"/>
+              <w:bottom w:val="single" w:color="808080" w:sz="4"/>
+              <w:right w:val="single" w:color="808080" w:sz="4"/>
+            </w:tcBorders>
+            <w:shd w:fill="DCE6F2" w:color="auto" w:val="clear"/>
+            <w:tcMar>
+              <w:top w:type="dxa" w:w="50"/>
+              <w:left w:type="dxa" w:w="90"/>
+              <w:bottom w:type="dxa" w:w="50"/>
+              <w:right w:type="dxa" w:w="90"/>
+            </w:tcMar>
+            <w:vAlign w:val="top"/>
+          </w:tcPr>
+          <w:p>
+            <w:pPr>
+              <w:keepNext/>
+              <w:spacing w:after="30" w:line="240"/>
+              <w:jc w:val="left"/>
+            </w:pPr>
+            <w:r>
+              <w:rPr>
+                <w:rFonts w:ascii="Times New Roman" w:cs="Times New Roman" w:eastAsia="Times New Roman" w:hAnsi="Times New Roman"/>
+                <w:b/>
+                <w:bCs/>
+                <w:sz w:val="20"/>
+                <w:szCs w:val="20"/>
+              </w:rPr>
+              <w:t xml:space="preserve">Как устроено в сезоне 2026 года</w:t>
+            </w:r>
+          </w:p>
+        </w:tc>
+      </w:tr>
+      <w:tr>
+        <w:trPr>
+          <w:cantSplit/>
+        </w:trPr>
+        <w:tc>
+          <w:tcPr>
+            <w:tcW w:type="dxa" w:w="2800"/>
+            <w:tcBorders>
+              <w:top w:val="single" w:color="808080" w:sz="4"/>
+              <w:left w:val="single" w:color="808080" w:sz="4"/>
+              <w:bottom w:val="single" w:color="808080" w:sz="4"/>
+              <w:right w:val="single" w:color="808080" w:sz="4"/>
+            </w:tcBorders>
+            <w:tcMar>
+              <w:top w:type="dxa" w:w="50"/>
+              <w:left w:type="dxa" w:w="90"/>
+              <w:bottom w:type="dxa" w:w="50"/>
+              <w:right w:type="dxa" w:w="90"/>
+            </w:tcMar>
+            <w:vAlign w:val="top"/>
+          </w:tcPr>
+          <w:p>
+            <w:pPr>
+              <w:spacing w:after="30" w:line="240"/>
+              <w:jc w:val="left"/>
+            </w:pPr>
+            <w:r>
+              <w:rPr>
+                <w:rFonts w:ascii="Times New Roman" w:cs="Times New Roman" w:eastAsia="Times New Roman" w:hAnsi="Times New Roman"/>
+                <w:sz w:val="20"/>
+                <w:szCs w:val="20"/>
+              </w:rPr>
+              <w:t xml:space="preserve">Организаторы</w:t>
+            </w:r>
+          </w:p>
+        </w:tc>
+        <w:tc>
+          <w:tcPr>
+            <w:tcW w:type="dxa" w:w="6838"/>
+            <w:tcBorders>
+              <w:top w:val="single" w:color="808080" w:sz="4"/>
+              <w:left w:val="single" w:color="808080" w:sz="4"/>
+              <w:bottom w:val="single" w:color="808080" w:sz="4"/>
+              <w:right w:val="single" w:color="808080" w:sz="4"/>
+            </w:tcBorders>
+            <w:tcMar>
+              <w:top w:type="dxa" w:w="50"/>
+              <w:left w:type="dxa" w:w="90"/>
+              <w:bottom w:type="dxa" w:w="50"/>
+              <w:right w:type="dxa" w:w="90"/>
+            </w:tcMar>
+            <w:vAlign w:val="top"/>
+          </w:tcPr>
+          <w:p>
+            <w:pPr>
+              <w:spacing w:after="30" w:line="240"/>
+              <w:jc w:val="left"/>
+            </w:pPr>
+            <w:r>
+              <w:rPr>
+                <w:rFonts w:ascii="Times New Roman" w:cs="Times New Roman" w:eastAsia="Times New Roman" w:hAnsi="Times New Roman"/>
+                <w:sz w:val="20"/>
+                <w:szCs w:val="20"/>
+              </w:rPr>
+              <w:t xml:space="preserve">ВВПОД «ЮНАРМИЯ», Движение Первых, Центр «ВОИН»; при поддержке Минобороны, Минпросвещения, Росгвардии и Росмолодёжи</w:t>
+            </w:r>
+          </w:p>
+        </w:tc>
+      </w:tr>
+      <w:tr>
+        <w:trPr>
+          <w:cantSplit/>
+        </w:trPr>
+        <w:tc>
+          <w:tcPr>
+            <w:tcW w:type="dxa" w:w="2800"/>
+            <w:tcBorders>
+              <w:top w:val="single" w:color="808080" w:sz="4"/>
+              <w:left w:val="single" w:color="808080" w:sz="4"/>
+              <w:bottom w:val="single" w:color="808080" w:sz="4"/>
+              <w:right w:val="single" w:color="808080" w:sz="4"/>
+            </w:tcBorders>
+            <w:tcMar>
+              <w:top w:type="dxa" w:w="50"/>
+              <w:left w:type="dxa" w:w="90"/>
+              <w:bottom w:type="dxa" w:w="50"/>
+              <w:right w:type="dxa" w:w="90"/>
+            </w:tcMar>
+            <w:vAlign w:val="top"/>
+          </w:tcPr>
+          <w:p>
+            <w:pPr>
+              <w:spacing w:after="30" w:line="240"/>
+              <w:jc w:val="left"/>
+            </w:pPr>
+            <w:r>
+              <w:rPr>
+                <w:rFonts w:ascii="Times New Roman" w:cs="Times New Roman" w:eastAsia="Times New Roman" w:hAnsi="Times New Roman"/>
+                <w:sz w:val="20"/>
+                <w:szCs w:val="20"/>
+              </w:rPr>
+              <w:t xml:space="preserve">Категории (по дате рождения)</w:t>
+            </w:r>
+          </w:p>
+        </w:tc>
+        <w:tc>
+          <w:tcPr>
+            <w:tcW w:type="dxa" w:w="6838"/>
+            <w:tcBorders>
+              <w:top w:val="single" w:color="808080" w:sz="4"/>
+              <w:left w:val="single" w:color="808080" w:sz="4"/>
+              <w:bottom w:val="single" w:color="808080" w:sz="4"/>
+              <w:right w:val="single" w:color="808080" w:sz="4"/>
+            </w:tcBorders>
+            <w:tcMar>
+              <w:top w:type="dxa" w:w="50"/>
+              <w:left w:type="dxa" w:w="90"/>
+              <w:bottom w:type="dxa" w:w="50"/>
+              <w:right w:type="dxa" w:w="90"/>
+            </w:tcMar>
+            <w:vAlign w:val="top"/>
+          </w:tcPr>
+          <w:p>
+            <w:pPr>
+              <w:spacing w:after="30" w:line="240"/>
+              <w:jc w:val="left"/>
+            </w:pPr>
+            <w:r>
+              <w:rPr>
+                <w:rFonts w:ascii="Times New Roman" w:cs="Times New Roman" w:eastAsia="Times New Roman" w:hAnsi="Times New Roman"/>
+                <w:sz w:val="20"/>
+                <w:szCs w:val="20"/>
+              </w:rPr>
+              <w:t xml:space="preserve">младшая — родившиеся с 1 октября 2015 по 30 сентября 2018; средняя — с 1 октября 2012 по 30 сентября 2015; старшая — с 1 октября 2008 по 30 сентября 2012; специальная — с 1 октября 2002 по 30 сентября 2008 (студенты СПО и вузов)</w:t>
+            </w:r>
+          </w:p>
+        </w:tc>
+      </w:tr>
+      <w:tr>
+        <w:trPr>
+          <w:cantSplit/>
+        </w:trPr>
+        <w:tc>
+          <w:tcPr>
+            <w:tcW w:type="dxa" w:w="2800"/>
+            <w:tcBorders>
+              <w:top w:val="single" w:color="808080" w:sz="4"/>
+              <w:left w:val="single" w:color="808080" w:sz="4"/>
+              <w:bottom w:val="single" w:color="808080" w:sz="4"/>
+              <w:right w:val="single" w:color="808080" w:sz="4"/>
+            </w:tcBorders>
+            <w:tcMar>
+              <w:top w:type="dxa" w:w="50"/>
+              <w:left w:type="dxa" w:w="90"/>
+              <w:bottom w:type="dxa" w:w="50"/>
+              <w:right w:type="dxa" w:w="90"/>
+            </w:tcMar>
+            <w:vAlign w:val="top"/>
+          </w:tcPr>
+          <w:p>
+            <w:pPr>
+              <w:spacing w:after="30" w:line="240"/>
+              <w:jc w:val="left"/>
+            </w:pPr>
+            <w:r>
+              <w:rPr>
+                <w:rFonts w:ascii="Times New Roman" w:cs="Times New Roman" w:eastAsia="Times New Roman" w:hAnsi="Times New Roman"/>
+                <w:sz w:val="20"/>
+                <w:szCs w:val="20"/>
+              </w:rPr>
+              <w:t xml:space="preserve">Отряд</w:t>
+            </w:r>
+          </w:p>
+        </w:tc>
+        <w:tc>
+          <w:tcPr>
+            <w:tcW w:type="dxa" w:w="6838"/>
+            <w:tcBorders>
+              <w:top w:val="single" w:color="808080" w:sz="4"/>
+              <w:left w:val="single" w:color="808080" w:sz="4"/>
+              <w:bottom w:val="single" w:color="808080" w:sz="4"/>
+              <w:right w:val="single" w:color="808080" w:sz="4"/>
+            </w:tcBorders>
+            <w:tcMar>
+              <w:top w:type="dxa" w:w="50"/>
+              <w:left w:type="dxa" w:w="90"/>
+              <w:bottom w:type="dxa" w:w="50"/>
+              <w:right w:type="dxa" w:w="90"/>
+            </w:tcMar>
+            <w:vAlign w:val="top"/>
+          </w:tcPr>
+          <w:p>
+            <w:pPr>
+              <w:spacing w:after="30" w:line="240"/>
+              <w:jc w:val="left"/>
+            </w:pPr>
+            <w:r>
+              <w:rPr>
+                <w:rFonts w:ascii="Times New Roman" w:cs="Times New Roman" w:eastAsia="Times New Roman" w:hAnsi="Times New Roman"/>
+                <w:sz w:val="20"/>
+                <w:szCs w:val="20"/>
+              </w:rPr>
+              <w:t xml:space="preserve">10 участников одной категории и наставник; с регионального этапа — не менее 2 девушек</w:t>
+            </w:r>
+          </w:p>
+        </w:tc>
+      </w:tr>
+      <w:tr>
+        <w:trPr>
+          <w:cantSplit/>
+        </w:trPr>
+        <w:tc>
+          <w:tcPr>
+            <w:tcW w:type="dxa" w:w="2800"/>
+            <w:tcBorders>
+              <w:top w:val="single" w:color="808080" w:sz="4"/>
+              <w:left w:val="single" w:color="808080" w:sz="4"/>
+              <w:bottom w:val="single" w:color="808080" w:sz="4"/>
+              <w:right w:val="single" w:color="808080" w:sz="4"/>
+            </w:tcBorders>
+            <w:tcMar>
+              <w:top w:type="dxa" w:w="50"/>
+              <w:left w:type="dxa" w:w="90"/>
+              <w:bottom w:type="dxa" w:w="50"/>
+              <w:right w:type="dxa" w:w="90"/>
+            </w:tcMar>
+            <w:vAlign w:val="top"/>
+          </w:tcPr>
+          <w:p>
+            <w:pPr>
+              <w:spacing w:after="30" w:line="240"/>
+              <w:jc w:val="left"/>
+            </w:pPr>
+            <w:r>
+              <w:rPr>
+                <w:rFonts w:ascii="Times New Roman" w:cs="Times New Roman" w:eastAsia="Times New Roman" w:hAnsi="Times New Roman"/>
+                <w:sz w:val="20"/>
+                <w:szCs w:val="20"/>
+              </w:rPr>
+              <w:t xml:space="preserve">Условно-военные специальности (УВС)</w:t>
+            </w:r>
+          </w:p>
+        </w:tc>
+        <w:tc>
+          <w:tcPr>
+            <w:tcW w:type="dxa" w:w="6838"/>
+            <w:tcBorders>
+              <w:top w:val="single" w:color="808080" w:sz="4"/>
+              <w:left w:val="single" w:color="808080" w:sz="4"/>
+              <w:bottom w:val="single" w:color="808080" w:sz="4"/>
+              <w:right w:val="single" w:color="808080" w:sz="4"/>
+            </w:tcBorders>
+            <w:tcMar>
+              <w:top w:type="dxa" w:w="50"/>
+              <w:left w:type="dxa" w:w="90"/>
+              <w:bottom w:type="dxa" w:w="50"/>
+              <w:right w:type="dxa" w:w="90"/>
+            </w:tcMar>
+            <w:vAlign w:val="top"/>
+          </w:tcPr>
+          <w:p>
+            <w:pPr>
+              <w:spacing w:after="30" w:line="240"/>
+              <w:jc w:val="left"/>
+            </w:pPr>
+            <w:r>
+              <w:rPr>
+                <w:rFonts w:ascii="Times New Roman" w:cs="Times New Roman" w:eastAsia="Times New Roman" w:hAnsi="Times New Roman"/>
+                <w:sz w:val="20"/>
+                <w:szCs w:val="20"/>
+              </w:rPr>
+              <w:t xml:space="preserve">командир, военкор, инженер-сапёр, медик, оператор БПА, связист, штурмовик; роль политрука в списке УВС сезона 2026 года не названа</w:t>
+            </w:r>
+          </w:p>
+        </w:tc>
+      </w:tr>
+      <w:tr>
+        <w:trPr>
+          <w:cantSplit/>
+        </w:trPr>
+        <w:tc>
+          <w:tcPr>
+            <w:tcW w:type="dxa" w:w="2800"/>
+            <w:tcBorders>
+              <w:top w:val="single" w:color="808080" w:sz="4"/>
+              <w:left w:val="single" w:color="808080" w:sz="4"/>
+              <w:bottom w:val="single" w:color="808080" w:sz="4"/>
+              <w:right w:val="single" w:color="808080" w:sz="4"/>
+            </w:tcBorders>
+            <w:tcMar>
+              <w:top w:type="dxa" w:w="50"/>
+              <w:left w:type="dxa" w:w="90"/>
+              <w:bottom w:type="dxa" w:w="50"/>
+              <w:right w:type="dxa" w:w="90"/>
+            </w:tcMar>
+            <w:vAlign w:val="top"/>
+          </w:tcPr>
+          <w:p>
+            <w:pPr>
+              <w:spacing w:after="30" w:line="240"/>
+              <w:jc w:val="left"/>
+            </w:pPr>
+            <w:r>
+              <w:rPr>
+                <w:rFonts w:ascii="Times New Roman" w:cs="Times New Roman" w:eastAsia="Times New Roman" w:hAnsi="Times New Roman"/>
+                <w:sz w:val="20"/>
+                <w:szCs w:val="20"/>
+              </w:rPr>
+              <w:t xml:space="preserve">Этапы</w:t>
+            </w:r>
+          </w:p>
+        </w:tc>
+        <w:tc>
+          <w:tcPr>
+            <w:tcW w:type="dxa" w:w="6838"/>
+            <w:tcBorders>
+              <w:top w:val="single" w:color="808080" w:sz="4"/>
+              <w:left w:val="single" w:color="808080" w:sz="4"/>
+              <w:bottom w:val="single" w:color="808080" w:sz="4"/>
+              <w:right w:val="single" w:color="808080" w:sz="4"/>
+            </w:tcBorders>
+            <w:tcMar>
+              <w:top w:type="dxa" w:w="50"/>
+              <w:left w:type="dxa" w:w="90"/>
+              <w:bottom w:type="dxa" w:w="50"/>
+              <w:right w:type="dxa" w:w="90"/>
+            </w:tcMar>
+            <w:vAlign w:val="top"/>
+          </w:tcPr>
+          <w:p>
+            <w:pPr>
+              <w:spacing w:after="30" w:line="240"/>
+              <w:jc w:val="left"/>
+            </w:pPr>
+            <w:r>
+              <w:rPr>
+                <w:rFonts w:ascii="Times New Roman" w:cs="Times New Roman" w:eastAsia="Times New Roman" w:hAnsi="Times New Roman"/>
+                <w:sz w:val="20"/>
+                <w:szCs w:val="20"/>
+              </w:rPr>
+              <w:t xml:space="preserve">отборочный (в школе) → муниципальный → зональный → региональный → окружной → финал; в Нижегородской области этап между муниципальным и региональным проходит как «дивизионный» (например, апрель 2026 года, г. Семёнов)</w:t>
+            </w:r>
+          </w:p>
+        </w:tc>
+      </w:tr>
+      <w:tr>
+        <w:trPr>
+          <w:cantSplit/>
+        </w:trPr>
+        <w:tc>
+          <w:tcPr>
+            <w:tcW w:type="dxa" w:w="2800"/>
+            <w:tcBorders>
+              <w:top w:val="single" w:color="808080" w:sz="4"/>
+              <w:left w:val="single" w:color="808080" w:sz="4"/>
+              <w:bottom w:val="single" w:color="808080" w:sz="4"/>
+              <w:right w:val="single" w:color="808080" w:sz="4"/>
+            </w:tcBorders>
+            <w:tcMar>
+              <w:top w:type="dxa" w:w="50"/>
+              <w:left w:type="dxa" w:w="90"/>
+              <w:bottom w:type="dxa" w:w="50"/>
+              <w:right w:type="dxa" w:w="90"/>
+            </w:tcMar>
+            <w:vAlign w:val="top"/>
+          </w:tcPr>
+          <w:p>
+            <w:pPr>
+              <w:spacing w:after="30" w:line="240"/>
+              <w:jc w:val="left"/>
+            </w:pPr>
+            <w:r>
+              <w:rPr>
+                <w:rFonts w:ascii="Times New Roman" w:cs="Times New Roman" w:eastAsia="Times New Roman" w:hAnsi="Times New Roman"/>
+                <w:sz w:val="20"/>
+                <w:szCs w:val="20"/>
+              </w:rPr>
+              <w:t xml:space="preserve">Сроки 2026</w:t>
+            </w:r>
+          </w:p>
+        </w:tc>
+        <w:tc>
+          <w:tcPr>
+            <w:tcW w:type="dxa" w:w="6838"/>
+            <w:tcBorders>
+              <w:top w:val="single" w:color="808080" w:sz="4"/>
+              <w:left w:val="single" w:color="808080" w:sz="4"/>
+              <w:bottom w:val="single" w:color="808080" w:sz="4"/>
+              <w:right w:val="single" w:color="808080" w:sz="4"/>
+            </w:tcBorders>
+            <w:tcMar>
+              <w:top w:type="dxa" w:w="50"/>
+              <w:left w:type="dxa" w:w="90"/>
+              <w:bottom w:type="dxa" w:w="50"/>
+              <w:right w:type="dxa" w:w="90"/>
+            </w:tcMar>
+            <w:vAlign w:val="top"/>
+          </w:tcPr>
+          <w:p>
+            <w:pPr>
+              <w:spacing w:after="30" w:line="240"/>
+              <w:jc w:val="left"/>
+            </w:pPr>
+            <w:r>
+              <w:rPr>
+                <w:rFonts w:ascii="Times New Roman" w:cs="Times New Roman" w:eastAsia="Times New Roman" w:hAnsi="Times New Roman"/>
+                <w:sz w:val="20"/>
+                <w:szCs w:val="20"/>
+              </w:rPr>
+              <w:t xml:space="preserve">окружной этап — 11 июня — 9 августа, финал — 10 августа — 30 сентября 2026 года; сбор обратной связи для нового сезона — октябрь — декабрь 2026 года</w:t>
+            </w:r>
+          </w:p>
+        </w:tc>
+      </w:tr>
+      <w:tr>
+        <w:trPr>
+          <w:cantSplit/>
+        </w:trPr>
+        <w:tc>
+          <w:tcPr>
+            <w:tcW w:type="dxa" w:w="2800"/>
+            <w:tcBorders>
+              <w:top w:val="single" w:color="808080" w:sz="4"/>
+              <w:left w:val="single" w:color="808080" w:sz="4"/>
+              <w:bottom w:val="single" w:color="808080" w:sz="4"/>
+              <w:right w:val="single" w:color="808080" w:sz="4"/>
+            </w:tcBorders>
+            <w:tcMar>
+              <w:top w:type="dxa" w:w="50"/>
+              <w:left w:type="dxa" w:w="90"/>
+              <w:bottom w:type="dxa" w:w="50"/>
+              <w:right w:type="dxa" w:w="90"/>
+            </w:tcMar>
+            <w:vAlign w:val="top"/>
+          </w:tcPr>
+          <w:p>
+            <w:pPr>
+              <w:spacing w:after="30" w:line="240"/>
+              <w:jc w:val="left"/>
+            </w:pPr>
+            <w:r>
+              <w:rPr>
+                <w:rFonts w:ascii="Times New Roman" w:cs="Times New Roman" w:eastAsia="Times New Roman" w:hAnsi="Times New Roman"/>
+                <w:sz w:val="20"/>
+                <w:szCs w:val="20"/>
+              </w:rPr>
+              <w:t xml:space="preserve">Состязания</w:t>
+            </w:r>
+          </w:p>
+        </w:tc>
+        <w:tc>
+          <w:tcPr>
+            <w:tcW w:type="dxa" w:w="6838"/>
+            <w:tcBorders>
+              <w:top w:val="single" w:color="808080" w:sz="4"/>
+              <w:left w:val="single" w:color="808080" w:sz="4"/>
+              <w:bottom w:val="single" w:color="808080" w:sz="4"/>
+              <w:right w:val="single" w:color="808080" w:sz="4"/>
+            </w:tcBorders>
+            <w:tcMar>
+              <w:top w:type="dxa" w:w="50"/>
+              <w:left w:type="dxa" w:w="90"/>
+              <w:bottom w:type="dxa" w:w="50"/>
+              <w:right w:type="dxa" w:w="90"/>
+            </w:tcMar>
+            <w:vAlign w:val="top"/>
+          </w:tcPr>
+          <w:p>
+            <w:pPr>
+              <w:spacing w:after="30" w:line="240"/>
+              <w:jc w:val="left"/>
+            </w:pPr>
+            <w:r>
+              <w:rPr>
+                <w:rFonts w:ascii="Times New Roman" w:cs="Times New Roman" w:eastAsia="Times New Roman" w:hAnsi="Times New Roman"/>
+                <w:sz w:val="20"/>
+                <w:szCs w:val="20"/>
+              </w:rPr>
+              <w:t xml:space="preserve">по ролям (топография и радиосвязь, поиск мин, военкорство, тактическая медицина, штурмовые действия, пилотирование БПА) и отрядные (строевая, эстафета, силовая подготовка, кросс, военно-политическая подготовка, РХБЗ, выживание, тактическая игра и др.)</w:t>
+            </w:r>
+          </w:p>
+        </w:tc>
+      </w:tr>
+    </w:tbl>
+    <w:p>
+      <w:pPr>
+        <w:spacing w:after="100" w:before="80" w:line="264"/>
+        <w:ind w:firstLine="567"/>
+        <w:jc w:val="both"/>
+      </w:pPr>
       <w:r>
         <w:rPr>
           <w:rFonts w:ascii="Times New Roman" w:cs="Times New Roman" w:eastAsia="Times New Roman" w:hAnsi="Times New Roman"/>
           <w:sz w:val="24"/>
           <w:szCs w:val="24"/>
         </w:rPr>
-        <w:t xml:space="preserve">Зарница 2.0</w:t>
-      </w:r>
-      <w:r>
-        <w:rPr>
-          <w:rFonts w:ascii="Times New Roman" w:cs="Times New Roman" w:eastAsia="Times New Roman" w:hAnsi="Times New Roman"/>
-          <w:sz w:val="24"/>
-          <w:szCs w:val="24"/>
-        </w:rPr>
-        <w:t xml:space="preserve">» объединила школьников от 7 до 17 лет (с 2025 года появилась отдельная категория для студентов колледжей и техникумов 18–21 года). По сведениям организаторов, в сезоне 2025 года игру проводили Движение Первых, «Юнармия» и Центр «ВОИН»; новый сезон стартовал 2 февраля 2025 года.</w:t>
-      </w:r>
-    </w:p>
-    <w:p>
-      <w:pPr>
-        <w:spacing w:after="100" w:before="0" w:line="300"/>
-        <w:ind w:left="0" w:firstLine="567"/>
-        <w:jc w:val="both"/>
-      </w:pPr>
-      <w:r>
-        <w:rPr>
-          <w:rFonts w:ascii="Times New Roman" w:cs="Times New Roman" w:eastAsia="Times New Roman" w:hAnsi="Times New Roman"/>
-          <w:sz w:val="24"/>
-          <w:szCs w:val="24"/>
-        </w:rPr>
-        <w:t xml:space="preserve">Игра стала командной и цифровой: отряды (в сезоне 2025 года — по 10 участников) соревнуются по условно-военным специальностям (командир, штурмовик, медик, сапёр, оператор БПЛА, военкор, политрук), выполняют задания на местности, используют цифровые технологии. Для каждой возрастной категории предусмотрены свои состязания; этапы идут от школьного и муниципального к региональным, окружным и финалу.</w:t>
+        <w:t xml:space="preserve">Сроки и правила сезона 2027 года организаторы ещё не опубликовали, поэтому школьный график подготовки опирается на даты 2026 года и будет уточнён.</w:t>
       </w:r>
     </w:p>
     <w:tbl>
@@ -456,20 +993,21 @@
               <w:bottom w:type="dxa" w:w="50"/>
               <w:right w:type="dxa" w:w="90"/>
             </w:tcMar>
-            <w:vAlign w:val="center"/>
-          </w:tcPr>
-          <w:p>
-            <w:pPr>
-              <w:spacing w:after="20" w:line="252"/>
-              <w:jc w:val="center"/>
+            <w:vAlign w:val="top"/>
+          </w:tcPr>
+          <w:p>
+            <w:pPr>
+              <w:keepNext/>
+              <w:spacing w:after="30" w:line="240"/>
+              <w:jc w:val="left"/>
             </w:pPr>
             <w:r>
               <w:rPr>
                 <w:rFonts w:ascii="Times New Roman" w:cs="Times New Roman" w:eastAsia="Times New Roman" w:hAnsi="Times New Roman"/>
                 <w:b/>
                 <w:bCs/>
-                <w:sz w:val="21"/>
-                <w:szCs w:val="21"/>
+                <w:sz w:val="20"/>
+                <w:szCs w:val="20"/>
               </w:rPr>
               <w:t xml:space="preserve">Период</w:t>
             </w:r>
@@ -491,20 +1029,21 @@
               <w:bottom w:type="dxa" w:w="50"/>
               <w:right w:type="dxa" w:w="90"/>
             </w:tcMar>
-            <w:vAlign w:val="center"/>
-          </w:tcPr>
-          <w:p>
-            <w:pPr>
-              <w:spacing w:after="20" w:line="252"/>
-              <w:jc w:val="center"/>
+            <w:vAlign w:val="top"/>
+          </w:tcPr>
+          <w:p>
+            <w:pPr>
+              <w:keepNext/>
+              <w:spacing w:after="30" w:line="240"/>
+              <w:jc w:val="left"/>
             </w:pPr>
             <w:r>
               <w:rPr>
                 <w:rFonts w:ascii="Times New Roman" w:cs="Times New Roman" w:eastAsia="Times New Roman" w:hAnsi="Times New Roman"/>
                 <w:b/>
                 <w:bCs/>
-                <w:sz w:val="21"/>
-                <w:szCs w:val="21"/>
+                <w:sz w:val="20"/>
+                <w:szCs w:val="20"/>
               </w:rPr>
               <w:t xml:space="preserve">Главное</w:t>
             </w:r>
@@ -530,18 +1069,18 @@
               <w:bottom w:type="dxa" w:w="50"/>
               <w:right w:type="dxa" w:w="90"/>
             </w:tcMar>
-            <w:vAlign w:val="center"/>
-          </w:tcPr>
-          <w:p>
-            <w:pPr>
-              <w:spacing w:after="20" w:line="252"/>
-              <w:jc w:val="left"/>
-            </w:pPr>
-            <w:r>
-              <w:rPr>
-                <w:rFonts w:ascii="Times New Roman" w:cs="Times New Roman" w:eastAsia="Times New Roman" w:hAnsi="Times New Roman"/>
-                <w:sz w:val="21"/>
-                <w:szCs w:val="21"/>
+            <w:vAlign w:val="top"/>
+          </w:tcPr>
+          <w:p>
+            <w:pPr>
+              <w:spacing w:after="30" w:line="240"/>
+              <w:jc w:val="left"/>
+            </w:pPr>
+            <w:r>
+              <w:rPr>
+                <w:rFonts w:ascii="Times New Roman" w:cs="Times New Roman" w:eastAsia="Times New Roman" w:hAnsi="Times New Roman"/>
+                <w:sz w:val="20"/>
+                <w:szCs w:val="20"/>
               </w:rPr>
               <w:t xml:space="preserve">1964</w:t>
             </w:r>
@@ -562,18 +1101,18 @@
               <w:bottom w:type="dxa" w:w="50"/>
               <w:right w:type="dxa" w:w="90"/>
             </w:tcMar>
-            <w:vAlign w:val="center"/>
-          </w:tcPr>
-          <w:p>
-            <w:pPr>
-              <w:spacing w:after="20" w:line="252"/>
-              <w:jc w:val="left"/>
-            </w:pPr>
-            <w:r>
-              <w:rPr>
-                <w:rFonts w:ascii="Times New Roman" w:cs="Times New Roman" w:eastAsia="Times New Roman" w:hAnsi="Times New Roman"/>
-                <w:sz w:val="21"/>
-                <w:szCs w:val="21"/>
+            <w:vAlign w:val="top"/>
+          </w:tcPr>
+          <w:p>
+            <w:pPr>
+              <w:spacing w:after="30" w:line="240"/>
+              <w:jc w:val="left"/>
+            </w:pPr>
+            <w:r>
+              <w:rPr>
+                <w:rFonts w:ascii="Times New Roman" w:cs="Times New Roman" w:eastAsia="Times New Roman" w:hAnsi="Times New Roman"/>
+                <w:sz w:val="20"/>
+                <w:szCs w:val="20"/>
               </w:rPr>
               <w:t xml:space="preserve">Первая игра в школе д. Мысы Пермской области (З. Кротова)</w:t>
             </w:r>
@@ -599,18 +1138,18 @@
               <w:bottom w:type="dxa" w:w="50"/>
               <w:right w:type="dxa" w:w="90"/>
             </w:tcMar>
-            <w:vAlign w:val="center"/>
-          </w:tcPr>
-          <w:p>
-            <w:pPr>
-              <w:spacing w:after="20" w:line="252"/>
-              <w:jc w:val="left"/>
-            </w:pPr>
-            <w:r>
-              <w:rPr>
-                <w:rFonts w:ascii="Times New Roman" w:cs="Times New Roman" w:eastAsia="Times New Roman" w:hAnsi="Times New Roman"/>
-                <w:sz w:val="21"/>
-                <w:szCs w:val="21"/>
+            <w:vAlign w:val="top"/>
+          </w:tcPr>
+          <w:p>
+            <w:pPr>
+              <w:spacing w:after="30" w:line="240"/>
+              <w:jc w:val="left"/>
+            </w:pPr>
+            <w:r>
+              <w:rPr>
+                <w:rFonts w:ascii="Times New Roman" w:cs="Times New Roman" w:eastAsia="Times New Roman" w:hAnsi="Times New Roman"/>
+                <w:sz w:val="20"/>
+                <w:szCs w:val="20"/>
               </w:rPr>
               <w:t xml:space="preserve">1967</w:t>
             </w:r>
@@ -631,18 +1170,18 @@
               <w:bottom w:type="dxa" w:w="50"/>
               <w:right w:type="dxa" w:w="90"/>
             </w:tcMar>
-            <w:vAlign w:val="center"/>
-          </w:tcPr>
-          <w:p>
-            <w:pPr>
-              <w:spacing w:after="20" w:line="252"/>
-              <w:jc w:val="left"/>
-            </w:pPr>
-            <w:r>
-              <w:rPr>
-                <w:rFonts w:ascii="Times New Roman" w:cs="Times New Roman" w:eastAsia="Times New Roman" w:hAnsi="Times New Roman"/>
-                <w:sz w:val="21"/>
-                <w:szCs w:val="21"/>
+            <w:vAlign w:val="top"/>
+          </w:tcPr>
+          <w:p>
+            <w:pPr>
+              <w:spacing w:after="30" w:line="240"/>
+              <w:jc w:val="left"/>
+            </w:pPr>
+            <w:r>
+              <w:rPr>
+                <w:rFonts w:ascii="Times New Roman" w:cs="Times New Roman" w:eastAsia="Times New Roman" w:hAnsi="Times New Roman"/>
+                <w:sz w:val="20"/>
+                <w:szCs w:val="20"/>
               </w:rPr>
               <w:t xml:space="preserve">Всесоюзная игра «Зарница»; «приказ № 1» маршала В. Казакова в «Пионерской правде»</w:t>
             </w:r>
@@ -668,18 +1207,18 @@
               <w:bottom w:type="dxa" w:w="50"/>
               <w:right w:type="dxa" w:w="90"/>
             </w:tcMar>
-            <w:vAlign w:val="center"/>
-          </w:tcPr>
-          <w:p>
-            <w:pPr>
-              <w:spacing w:after="20" w:line="252"/>
-              <w:jc w:val="left"/>
-            </w:pPr>
-            <w:r>
-              <w:rPr>
-                <w:rFonts w:ascii="Times New Roman" w:cs="Times New Roman" w:eastAsia="Times New Roman" w:hAnsi="Times New Roman"/>
-                <w:sz w:val="21"/>
-                <w:szCs w:val="21"/>
+            <w:vAlign w:val="top"/>
+          </w:tcPr>
+          <w:p>
+            <w:pPr>
+              <w:spacing w:after="30" w:line="240"/>
+              <w:jc w:val="left"/>
+            </w:pPr>
+            <w:r>
+              <w:rPr>
+                <w:rFonts w:ascii="Times New Roman" w:cs="Times New Roman" w:eastAsia="Times New Roman" w:hAnsi="Times New Roman"/>
+                <w:sz w:val="20"/>
+                <w:szCs w:val="20"/>
               </w:rPr>
               <w:t xml:space="preserve">Позднее</w:t>
             </w:r>
@@ -700,20 +1239,20 @@
               <w:bottom w:type="dxa" w:w="50"/>
               <w:right w:type="dxa" w:w="90"/>
             </w:tcMar>
-            <w:vAlign w:val="center"/>
-          </w:tcPr>
-          <w:p>
-            <w:pPr>
-              <w:spacing w:after="20" w:line="252"/>
-              <w:jc w:val="left"/>
-            </w:pPr>
-            <w:r>
-              <w:rPr>
-                <w:rFonts w:ascii="Times New Roman" w:cs="Times New Roman" w:eastAsia="Times New Roman" w:hAnsi="Times New Roman"/>
-                <w:sz w:val="21"/>
-                <w:szCs w:val="21"/>
-              </w:rPr>
-              <w:t xml:space="preserve">Включение элементов гражданской обороны и первой помощи; связь с начальной военной подготовкой</w:t>
+            <w:vAlign w:val="top"/>
+          </w:tcPr>
+          <w:p>
+            <w:pPr>
+              <w:spacing w:after="30" w:line="240"/>
+              <w:jc w:val="left"/>
+            </w:pPr>
+            <w:r>
+              <w:rPr>
+                <w:rFonts w:ascii="Times New Roman" w:cs="Times New Roman" w:eastAsia="Times New Roman" w:hAnsi="Times New Roman"/>
+                <w:sz w:val="20"/>
+                <w:szCs w:val="20"/>
+              </w:rPr>
+              <w:t xml:space="preserve">Элементы гражданской обороны и первой помощи; связь с начальной военной подготовкой</w:t>
             </w:r>
           </w:p>
         </w:tc>
@@ -737,18 +1276,18 @@
               <w:bottom w:type="dxa" w:w="50"/>
               <w:right w:type="dxa" w:w="90"/>
             </w:tcMar>
-            <w:vAlign w:val="center"/>
-          </w:tcPr>
-          <w:p>
-            <w:pPr>
-              <w:spacing w:after="20" w:line="252"/>
-              <w:jc w:val="left"/>
-            </w:pPr>
-            <w:r>
-              <w:rPr>
-                <w:rFonts w:ascii="Times New Roman" w:cs="Times New Roman" w:eastAsia="Times New Roman" w:hAnsi="Times New Roman"/>
-                <w:sz w:val="21"/>
-                <w:szCs w:val="21"/>
+            <w:vAlign w:val="top"/>
+          </w:tcPr>
+          <w:p>
+            <w:pPr>
+              <w:spacing w:after="30" w:line="240"/>
+              <w:jc w:val="left"/>
+            </w:pPr>
+            <w:r>
+              <w:rPr>
+                <w:rFonts w:ascii="Times New Roman" w:cs="Times New Roman" w:eastAsia="Times New Roman" w:hAnsi="Times New Roman"/>
+                <w:sz w:val="20"/>
+                <w:szCs w:val="20"/>
               </w:rPr>
               <w:t xml:space="preserve">2020-е</w:t>
             </w:r>
@@ -769,20 +1308,20 @@
               <w:bottom w:type="dxa" w:w="50"/>
               <w:right w:type="dxa" w:w="90"/>
             </w:tcMar>
-            <w:vAlign w:val="center"/>
-          </w:tcPr>
-          <w:p>
-            <w:pPr>
-              <w:spacing w:after="20" w:line="252"/>
-              <w:jc w:val="left"/>
-            </w:pPr>
-            <w:r>
-              <w:rPr>
-                <w:rFonts w:ascii="Times New Roman" w:cs="Times New Roman" w:eastAsia="Times New Roman" w:hAnsi="Times New Roman"/>
-                <w:sz w:val="21"/>
-                <w:szCs w:val="21"/>
-              </w:rPr>
-              <w:t xml:space="preserve">Обновлённый формат «Зарница 2.0»: цифровые задания, роли в отряде, отдельные категории участников</w:t>
+            <w:vAlign w:val="top"/>
+          </w:tcPr>
+          <w:p>
+            <w:pPr>
+              <w:spacing w:after="30" w:line="240"/>
+              <w:jc w:val="left"/>
+            </w:pPr>
+            <w:r>
+              <w:rPr>
+                <w:rFonts w:ascii="Times New Roman" w:cs="Times New Roman" w:eastAsia="Times New Roman" w:hAnsi="Times New Roman"/>
+                <w:sz w:val="20"/>
+                <w:szCs w:val="20"/>
+              </w:rPr>
+              <w:t xml:space="preserve">Обновлённый формат «Зарница 2.0»: цифровые задания, условно-военные специальности, отдельные категории участников</w:t>
             </w:r>
           </w:p>
         </w:tc>
@@ -806,18 +1345,18 @@
               <w:bottom w:type="dxa" w:w="50"/>
               <w:right w:type="dxa" w:w="90"/>
             </w:tcMar>
-            <w:vAlign w:val="center"/>
-          </w:tcPr>
-          <w:p>
-            <w:pPr>
-              <w:spacing w:after="20" w:line="252"/>
-              <w:jc w:val="left"/>
-            </w:pPr>
-            <w:r>
-              <w:rPr>
-                <w:rFonts w:ascii="Times New Roman" w:cs="Times New Roman" w:eastAsia="Times New Roman" w:hAnsi="Times New Roman"/>
-                <w:sz w:val="21"/>
-                <w:szCs w:val="21"/>
+            <w:vAlign w:val="top"/>
+          </w:tcPr>
+          <w:p>
+            <w:pPr>
+              <w:spacing w:after="30" w:line="240"/>
+              <w:jc w:val="left"/>
+            </w:pPr>
+            <w:r>
+              <w:rPr>
+                <w:rFonts w:ascii="Times New Roman" w:cs="Times New Roman" w:eastAsia="Times New Roman" w:hAnsi="Times New Roman"/>
+                <w:sz w:val="20"/>
+                <w:szCs w:val="20"/>
               </w:rPr>
               <w:t xml:space="preserve">2025</w:t>
             </w:r>
@@ -838,20 +1377,89 @@
               <w:bottom w:type="dxa" w:w="50"/>
               <w:right w:type="dxa" w:w="90"/>
             </w:tcMar>
-            <w:vAlign w:val="center"/>
-          </w:tcPr>
-          <w:p>
-            <w:pPr>
-              <w:spacing w:after="20" w:line="252"/>
-              <w:jc w:val="left"/>
-            </w:pPr>
-            <w:r>
-              <w:rPr>
-                <w:rFonts w:ascii="Times New Roman" w:cs="Times New Roman" w:eastAsia="Times New Roman" w:hAnsi="Times New Roman"/>
-                <w:sz w:val="21"/>
-                <w:szCs w:val="21"/>
-              </w:rPr>
-              <w:t xml:space="preserve">Сезон под руководством Движения Первых, «Юнармии» и Центра «ВОИН» (старт 2 февраля)</w:t>
+            <w:vAlign w:val="top"/>
+          </w:tcPr>
+          <w:p>
+            <w:pPr>
+              <w:spacing w:after="30" w:line="240"/>
+              <w:jc w:val="left"/>
+            </w:pPr>
+            <w:r>
+              <w:rPr>
+                <w:rFonts w:ascii="Times New Roman" w:cs="Times New Roman" w:eastAsia="Times New Roman" w:hAnsi="Times New Roman"/>
+                <w:sz w:val="20"/>
+                <w:szCs w:val="20"/>
+              </w:rPr>
+              <w:t xml:space="preserve">Сезон под руководством Движения Первых, «Юнармии» и Центра «ВОИН» (старт 2 февраля 2025 года)</w:t>
+            </w:r>
+          </w:p>
+        </w:tc>
+      </w:tr>
+      <w:tr>
+        <w:trPr>
+          <w:cantSplit/>
+        </w:trPr>
+        <w:tc>
+          <w:tcPr>
+            <w:tcW w:type="dxa" w:w="1800"/>
+            <w:tcBorders>
+              <w:top w:val="single" w:color="808080" w:sz="4"/>
+              <w:left w:val="single" w:color="808080" w:sz="4"/>
+              <w:bottom w:val="single" w:color="808080" w:sz="4"/>
+              <w:right w:val="single" w:color="808080" w:sz="4"/>
+            </w:tcBorders>
+            <w:tcMar>
+              <w:top w:type="dxa" w:w="50"/>
+              <w:left w:type="dxa" w:w="90"/>
+              <w:bottom w:type="dxa" w:w="50"/>
+              <w:right w:type="dxa" w:w="90"/>
+            </w:tcMar>
+            <w:vAlign w:val="top"/>
+          </w:tcPr>
+          <w:p>
+            <w:pPr>
+              <w:spacing w:after="30" w:line="240"/>
+              <w:jc w:val="left"/>
+            </w:pPr>
+            <w:r>
+              <w:rPr>
+                <w:rFonts w:ascii="Times New Roman" w:cs="Times New Roman" w:eastAsia="Times New Roman" w:hAnsi="Times New Roman"/>
+                <w:sz w:val="20"/>
+                <w:szCs w:val="20"/>
+              </w:rPr>
+              <w:t xml:space="preserve">2026</w:t>
+            </w:r>
+          </w:p>
+        </w:tc>
+        <w:tc>
+          <w:tcPr>
+            <w:tcW w:type="dxa" w:w="7838"/>
+            <w:tcBorders>
+              <w:top w:val="single" w:color="808080" w:sz="4"/>
+              <w:left w:val="single" w:color="808080" w:sz="4"/>
+              <w:bottom w:val="single" w:color="808080" w:sz="4"/>
+              <w:right w:val="single" w:color="808080" w:sz="4"/>
+            </w:tcBorders>
+            <w:tcMar>
+              <w:top w:type="dxa" w:w="50"/>
+              <w:left w:type="dxa" w:w="90"/>
+              <w:bottom w:type="dxa" w:w="50"/>
+              <w:right w:type="dxa" w:w="90"/>
+            </w:tcMar>
+            <w:vAlign w:val="top"/>
+          </w:tcPr>
+          <w:p>
+            <w:pPr>
+              <w:spacing w:after="30" w:line="240"/>
+              <w:jc w:val="left"/>
+            </w:pPr>
+            <w:r>
+              <w:rPr>
+                <w:rFonts w:ascii="Times New Roman" w:cs="Times New Roman" w:eastAsia="Times New Roman" w:hAnsi="Times New Roman"/>
+                <w:sz w:val="20"/>
+                <w:szCs w:val="20"/>
+              </w:rPr>
+              <w:t xml:space="preserve">Положение (2 редакция): платформа зарница.будьвдвижении.рф, 7 УВС, категории по дате рождения, 6 этапов; финал — до 30 сентября</w:t>
             </w:r>
           </w:p>
         </w:tc>
@@ -859,14 +1467,8 @@
     </w:tbl>
     <w:p>
       <w:pPr>
-        <w:spacing w:after="100"/>
-      </w:pPr>
-    </w:p>
-    <w:p>
-      <w:pPr>
-        <w:pStyle w:val="Heading1"/>
         <w:keepNext/>
-        <w:spacing w:after="160" w:before="240"/>
+        <w:spacing w:after="120" w:before="240"/>
         <w:jc w:val="center"/>
       </w:pPr>
       <w:r>
@@ -874,16 +1476,16 @@
           <w:rFonts w:ascii="Times New Roman" w:cs="Times New Roman" w:eastAsia="Times New Roman" w:hAnsi="Times New Roman"/>
           <w:b/>
           <w:bCs/>
-          <w:sz w:val="28"/>
-          <w:szCs w:val="28"/>
+          <w:sz w:val="26"/>
+          <w:szCs w:val="26"/>
         </w:rPr>
         <w:t xml:space="preserve">5. «Зарница 2.0» в нашей школе</w:t>
       </w:r>
     </w:p>
     <w:p>
       <w:pPr>
-        <w:spacing w:after="100" w:before="0" w:line="300"/>
-        <w:ind w:left="0" w:firstLine="567"/>
+        <w:spacing w:after="100" w:before="0" w:line="264"/>
+        <w:ind w:firstLine="567"/>
         <w:jc w:val="both"/>
       </w:pPr>
       <w:r>
@@ -897,9 +1499,8 @@
     </w:p>
     <w:p>
       <w:pPr>
-        <w:pStyle w:val="Heading1"/>
         <w:keepNext/>
-        <w:spacing w:after="160" w:before="240"/>
+        <w:spacing w:after="120" w:before="240"/>
         <w:jc w:val="center"/>
       </w:pPr>
       <w:r>
@@ -907,10 +1508,97 @@
           <w:rFonts w:ascii="Times New Roman" w:cs="Times New Roman" w:eastAsia="Times New Roman" w:hAnsi="Times New Roman"/>
           <w:b/>
           <w:bCs/>
-          <w:sz w:val="28"/>
-          <w:szCs w:val="28"/>
+          <w:sz w:val="26"/>
+          <w:szCs w:val="26"/>
         </w:rPr>
         <w:t xml:space="preserve">6. Вопросы для обсуждения на классном часе</w:t>
+      </w:r>
+    </w:p>
+    <w:p>
+      <w:pPr>
+        <w:spacing w:after="100" w:before="0" w:line="264"/>
+        <w:jc w:val="both"/>
+      </w:pPr>
+      <w:r>
+        <w:rPr>
+          <w:rFonts w:ascii="Times New Roman" w:cs="Times New Roman" w:eastAsia="Times New Roman" w:hAnsi="Times New Roman"/>
+          <w:sz w:val="24"/>
+          <w:szCs w:val="24"/>
+        </w:rPr>
+        <w:t xml:space="preserve">1. Почему идея игры родилась именно в школе, а не в армии?</w:t>
+      </w:r>
+    </w:p>
+    <w:p>
+      <w:pPr>
+        <w:spacing w:after="100" w:before="0" w:line="264"/>
+        <w:jc w:val="both"/>
+      </w:pPr>
+      <w:r>
+        <w:rPr>
+          <w:rFonts w:ascii="Times New Roman" w:cs="Times New Roman" w:eastAsia="Times New Roman" w:hAnsi="Times New Roman"/>
+          <w:sz w:val="24"/>
+          <w:szCs w:val="24"/>
+        </w:rPr>
+        <w:t xml:space="preserve">2. Что общего у игры 1960-х годов и современной «Зарницы 2.0»? Что изменилось?</w:t>
+      </w:r>
+    </w:p>
+    <w:p>
+      <w:pPr>
+        <w:spacing w:after="100" w:before="0" w:line="264"/>
+        <w:jc w:val="both"/>
+      </w:pPr>
+      <w:r>
+        <w:rPr>
+          <w:rFonts w:ascii="Times New Roman" w:cs="Times New Roman" w:eastAsia="Times New Roman" w:hAnsi="Times New Roman"/>
+          <w:sz w:val="24"/>
+          <w:szCs w:val="24"/>
+        </w:rPr>
+        <w:t xml:space="preserve">3. Почему в современной игре есть роли — командир, медик, связист, оператор БПА, — и чем они отличаются от «погон» в игре 1964 года?</w:t>
+      </w:r>
+    </w:p>
+    <w:p>
+      <w:pPr>
+        <w:spacing w:after="100" w:before="0" w:line="264"/>
+        <w:jc w:val="both"/>
+      </w:pPr>
+      <w:r>
+        <w:rPr>
+          <w:rFonts w:ascii="Times New Roman" w:cs="Times New Roman" w:eastAsia="Times New Roman" w:hAnsi="Times New Roman"/>
+          <w:sz w:val="24"/>
+          <w:szCs w:val="24"/>
+        </w:rPr>
+        <w:t xml:space="preserve">4. Какие умения из игры пригодятся в жизни независимо от выбранной профессии?</w:t>
+      </w:r>
+    </w:p>
+    <w:p>
+      <w:pPr>
+        <w:spacing w:after="100" w:before="0" w:line="264"/>
+        <w:jc w:val="both"/>
+      </w:pPr>
+      <w:r>
+        <w:rPr>
+          <w:rFonts w:ascii="Times New Roman" w:cs="Times New Roman" w:eastAsia="Times New Roman" w:hAnsi="Times New Roman"/>
+          <w:sz w:val="24"/>
+          <w:szCs w:val="24"/>
+        </w:rPr>
+        <w:t xml:space="preserve">5. Почему в командных играх важны роли и доверие?</w:t>
+      </w:r>
+    </w:p>
+    <w:p>
+      <w:pPr>
+        <w:keepNext/>
+        <w:spacing w:after="120" w:before="240"/>
+        <w:jc w:val="center"/>
+      </w:pPr>
+      <w:r>
+        <w:rPr>
+          <w:rFonts w:ascii="Times New Roman" w:cs="Times New Roman" w:eastAsia="Times New Roman" w:hAnsi="Times New Roman"/>
+          <w:b/>
+          <w:bCs/>
+          <w:sz w:val="26"/>
+          <w:szCs w:val="26"/>
+        </w:rPr>
+        <w:t xml:space="preserve">7. Источники для самостоятельного изучения</w:t>
       </w:r>
     </w:p>
     <w:p>
@@ -920,7 +1608,7 @@
           <w:ilvl w:val="0"/>
           <w:numId w:val="2"/>
         </w:numPr>
-        <w:spacing w:after="60" w:line="288"/>
+        <w:spacing w:after="60" w:line="258"/>
         <w:jc w:val="both"/>
       </w:pPr>
       <w:r>
@@ -929,7 +1617,7 @@
           <w:sz w:val="24"/>
           <w:szCs w:val="24"/>
         </w:rPr>
-        <w:t xml:space="preserve">Почему идея игры родилась именно в школе, а не в армии?</w:t>
+        <w:t xml:space="preserve">Сайт Игры зарница.будьвдвижении.рф: Положение, Правила состязаний, инструкции и «Блокнот участника».</w:t>
       </w:r>
     </w:p>
     <w:p>
@@ -939,7 +1627,7 @@
           <w:ilvl w:val="0"/>
           <w:numId w:val="2"/>
         </w:numPr>
-        <w:spacing w:after="60" w:line="288"/>
+        <w:spacing w:after="60" w:line="258"/>
         <w:jc w:val="both"/>
       </w:pPr>
       <w:r>
@@ -948,7 +1636,7 @@
           <w:sz w:val="24"/>
           <w:szCs w:val="24"/>
         </w:rPr>
-        <w:t xml:space="preserve">Что общего у игры 1960-х годов и современной «Зарницы 2.0»? Что изменилось?</w:t>
+        <w:t xml:space="preserve">Материалы образовательных организаций об истории игры «Зарница» (консультации для педагогов и родителей).</w:t>
       </w:r>
     </w:p>
     <w:p>
@@ -958,7 +1646,7 @@
           <w:ilvl w:val="0"/>
           <w:numId w:val="2"/>
         </w:numPr>
-        <w:spacing w:after="60" w:line="288"/>
+        <w:spacing w:after="60" w:line="258"/>
         <w:jc w:val="both"/>
       </w:pPr>
       <w:r>
@@ -967,118 +1655,18 @@
           <w:sz w:val="24"/>
           <w:szCs w:val="24"/>
         </w:rPr>
-        <w:t xml:space="preserve">Какие умения из игры пригодятся в жизни независимо от выбранной профессии?</w:t>
-      </w:r>
-    </w:p>
-    <w:p>
-      <w:pPr>
-        <w:pStyle w:val="ListParagraph"/>
-        <w:numPr>
-          <w:ilvl w:val="0"/>
-          <w:numId w:val="2"/>
-        </w:numPr>
-        <w:spacing w:after="60" w:line="288"/>
-        <w:jc w:val="both"/>
-      </w:pPr>
-      <w:r>
-        <w:rPr>
-          <w:rFonts w:ascii="Times New Roman" w:cs="Times New Roman" w:eastAsia="Times New Roman" w:hAnsi="Times New Roman"/>
-          <w:sz w:val="24"/>
-          <w:szCs w:val="24"/>
-        </w:rPr>
-        <w:t xml:space="preserve">Почему в командных играх важны роли и доверие?</w:t>
-      </w:r>
-    </w:p>
-    <w:p>
-      <w:pPr>
-        <w:pStyle w:val="Heading1"/>
-        <w:keepNext/>
-        <w:spacing w:after="160" w:before="240"/>
-        <w:jc w:val="center"/>
-      </w:pPr>
-      <w:r>
-        <w:rPr>
-          <w:rFonts w:ascii="Times New Roman" w:cs="Times New Roman" w:eastAsia="Times New Roman" w:hAnsi="Times New Roman"/>
-          <w:b/>
-          <w:bCs/>
-          <w:sz w:val="28"/>
-          <w:szCs w:val="28"/>
-        </w:rPr>
-        <w:t xml:space="preserve">7. Источники для самостоятельного изучения</w:t>
-      </w:r>
-    </w:p>
-    <w:p>
-      <w:pPr>
-        <w:pStyle w:val="ListParagraph"/>
-        <w:numPr>
-          <w:ilvl w:val="0"/>
-          <w:numId w:val="3"/>
-        </w:numPr>
-        <w:spacing w:after="60" w:line="288"/>
-        <w:jc w:val="both"/>
-      </w:pPr>
-      <w:r>
-        <w:rPr>
-          <w:rFonts w:ascii="Times New Roman" w:cs="Times New Roman" w:eastAsia="Times New Roman" w:hAnsi="Times New Roman"/>
-          <w:sz w:val="24"/>
-          <w:szCs w:val="24"/>
-        </w:rPr>
-        <w:t xml:space="preserve">Материалы образовательных организаций об истории игры «Зарница» (консультации для педагогов и родителей).</w:t>
-      </w:r>
-    </w:p>
-    <w:p>
-      <w:pPr>
-        <w:pStyle w:val="ListParagraph"/>
-        <w:numPr>
-          <w:ilvl w:val="0"/>
-          <w:numId w:val="3"/>
-        </w:numPr>
-        <w:spacing w:after="60" w:line="288"/>
-        <w:jc w:val="both"/>
-      </w:pPr>
-      <w:r>
-        <w:rPr>
-          <w:rFonts w:ascii="Times New Roman" w:cs="Times New Roman" w:eastAsia="Times New Roman" w:hAnsi="Times New Roman"/>
-          <w:sz w:val="24"/>
-          <w:szCs w:val="24"/>
-        </w:rPr>
-        <w:t xml:space="preserve">Новости и пресс-релизы организаторов сезона «Зарница 2.0» (Движение Первых, «Юнармия», Центр «ВОИН»).</w:t>
-      </w:r>
-    </w:p>
-    <w:p>
-      <w:pPr>
-        <w:pStyle w:val="ListParagraph"/>
-        <w:numPr>
-          <w:ilvl w:val="0"/>
-          <w:numId w:val="3"/>
-        </w:numPr>
-        <w:spacing w:after="60" w:line="288"/>
-        <w:jc w:val="both"/>
-      </w:pPr>
-      <w:r>
-        <w:rPr>
-          <w:rFonts w:ascii="Times New Roman" w:cs="Times New Roman" w:eastAsia="Times New Roman" w:hAnsi="Times New Roman"/>
-          <w:sz w:val="24"/>
-          <w:szCs w:val="24"/>
-        </w:rPr>
-        <w:t xml:space="preserve">Официальный сайт игры и видео этапов (ссылки — на странице «Зарница 2.0»).</w:t>
+        <w:t xml:space="preserve">Новости организаторов сезона «Зарница 2.0» (ВВПОД «ЮНАРМИЯ», Движение Первых, Центр «ВОИН»).</w:t>
       </w:r>
     </w:p>
     <w:sectPr>
-      <w:footerReference w:type="default" r:id="rId7"/>
-      <w:footerReference w:type="first" r:id="rId8"/>
+      <w:footerReference w:type="default" r:id="rId6"/>
       <w:pgSz w:w="11906" w:h="16838" w:orient="portrait"/>
       <w:pgMar w:top="1134" w:right="850" w:bottom="1134" w:left="1418" w:header="708" w:footer="500" w:gutter="0"/>
       <w:pgNumType/>
-      <w:titlePg/>
       <w:docGrid w:linePitch="360"/>
     </w:sectPr>
   </w:body>
 </w:document>
-</file>
-
-<file path=word/comments.xml><?xml version="1.0" encoding="utf-8"?>
-<w:comments xmlns:cx="http://schemas.microsoft.com/office/drawing/2014/chartex" xmlns:cx1="http://schemas.microsoft.com/office/drawing/2015/9/8/chartex" xmlns:cx2="http://schemas.microsoft.com/office/drawing/2015/10/21/chartex" xmlns:cx3="http://schemas.microsoft.com/office/drawing/2016/5/9/chartex" xmlns:cx4="http://schemas.microsoft.com/office/drawing/2016/5/10/chartex" xmlns:cx5="http://schemas.microsoft.com/office/drawing/2016/5/11/chartex" xmlns:cx6="http://schemas.microsoft.com/office/drawing/2016/5/12/chartex" xmlns:cx7="http://schemas.microsoft.com/office/drawing/2016/5/13/chartex" xmlns:cx8="http://schemas.microsoft.com/office/drawing/2016/5/14/chartex" xmlns:mc="http://schemas.openxmlformats.org/markup-compatibility/2006" xmlns:aink="http://schemas.microsoft.com/office/drawing/2016/ink" xmlns:am3d="http://schemas.microsoft.com/office/drawing/2017/model3d" xmlns:o="urn:schemas-microsoft-com:office:office" xmlns:r="http://schemas.openxmlformats.org/officeDocument/2006/relationships" xmlns:m="http://schemas.openxmlformats.org/officeDocument/2006/math" xmlns:v="urn:schemas-microsoft-com:vml" xmlns:wp14="http://schemas.microsoft.com/office/word/2010/wordprocessingDrawing" xmlns:wp="http://schemas.openxmlformats.org/drawingml/2006/wordprocessingDrawing" xmlns:w10="urn:schemas-microsoft-com:office:word" xmlns:w="http://schemas.openxmlformats.org/wordprocessingml/2006/main" xmlns:w14="http://schemas.microsoft.com/office/word/2010/wordml" xmlns:w15="http://schemas.microsoft.com/office/word/2012/wordml" xmlns:w16cex="http://schemas.microsoft.com/office/word/2018/wordml/cex" xmlns:w16cid="http://schemas.microsoft.com/office/word/2016/wordml/cid" xmlns:w16="http://schemas.microsoft.com/office/word/2018/wordml" xmlns:w16sdtdh="http://schemas.microsoft.com/office/word/2020/wordml/sdtdatahash" xmlns:w16se="http://schemas.microsoft.com/office/word/2015/wordml/symex" xmlns:wpg="http://schemas.microsoft.com/office/word/2010/wordprocessingGroup" xmlns:wpi="http://schemas.microsoft.com/office/word/2010/wordprocessingInk" xmlns:wne="http://schemas.microsoft.com/office/word/2006/wordml" xmlns:wps="http://schemas.microsoft.com/office/word/2010/wordprocessingShape"/>
 </file>
 
 <file path=word/endnotes.xml><?xml version="1.0" encoding="utf-8"?>
@@ -1134,7 +1722,7 @@
         <w:sz w:val="18"/>
         <w:szCs w:val="18"/>
       </w:rPr>
-      <w:t xml:space="preserve">История военно-патриотических игр  ·  </w:t>
+      <w:t xml:space="preserve">История военно-патриотических игр · Стр. </w:t>
     </w:r>
     <w:r>
       <w:rPr>
@@ -1143,7 +1731,6 @@
         <w:sz w:val="18"/>
         <w:szCs w:val="18"/>
       </w:rPr>
-      <w:t xml:space="preserve">Стр. </w:t>
       <w:fldChar w:fldCharType="begin"/>
       <w:instrText xml:space="preserve">PAGE</w:instrText>
       <w:fldChar w:fldCharType="separate"/>
@@ -1153,12 +1740,6 @@
 </w:ftr>
 </file>
 
-<file path=word/footer2.xml><?xml version="1.0" encoding="utf-8"?>
-<w:ftr xmlns:wpc="http://schemas.microsoft.com/office/word/2010/wordprocessingCanvas" xmlns:mc="http://schemas.openxmlformats.org/markup-compatibility/2006" xmlns:o="urn:schemas-microsoft-com:office:office" xmlns:r="http://schemas.openxmlformats.org/officeDocument/2006/relationships" xmlns:m="http://schemas.openxmlformats.org/officeDocument/2006/math" xmlns:v="urn:schemas-microsoft-com:vml" xmlns:wp14="http://schemas.microsoft.com/office/word/2010/wordprocessingDrawing" xmlns:wp="http://schemas.openxmlformats.org/drawingml/2006/wordprocessingDrawing" xmlns:w10="urn:schemas-microsoft-com:office:word" xmlns:w="http://schemas.openxmlformats.org/wordprocessingml/2006/main" xmlns:w14="http://schemas.microsoft.com/office/word/2010/wordml" xmlns:w15="http://schemas.microsoft.com/office/word/2012/wordml" xmlns:wpg="http://schemas.microsoft.com/office/word/2010/wordprocessingGroup" xmlns:wpi="http://schemas.microsoft.com/office/word/2010/wordprocessingInk" xmlns:wne="http://schemas.microsoft.com/office/word/2006/wordml" xmlns:wps="http://schemas.microsoft.com/office/word/2010/wordprocessingShape">
-  <w:p/>
-</w:ftr>
-</file>
-
 <file path=word/footnotes.xml><?xml version="1.0" encoding="utf-8"?>
 <w:footnotes xmlns:wpc="http://schemas.microsoft.com/office/word/2010/wordprocessingCanvas" xmlns:mc="http://schemas.openxmlformats.org/markup-compatibility/2006" xmlns:o="urn:schemas-microsoft-com:office:office" xmlns:r="http://schemas.openxmlformats.org/officeDocument/2006/relationships" xmlns:m="http://schemas.openxmlformats.org/officeDocument/2006/math" xmlns:v="urn:schemas-microsoft-com:vml" xmlns:wp14="http://schemas.microsoft.com/office/word/2010/wordprocessingDrawing" xmlns:wp="http://schemas.openxmlformats.org/drawingml/2006/wordprocessingDrawing" xmlns:w10="urn:schemas-microsoft-com:office:word" xmlns:w="http://schemas.openxmlformats.org/wordprocessingml/2006/main" xmlns:w14="http://schemas.microsoft.com/office/word/2010/wordml" xmlns:w15="http://schemas.microsoft.com/office/word/2012/wordml" xmlns:wpg="http://schemas.microsoft.com/office/word/2010/wordprocessingGroup" xmlns:wpi="http://schemas.microsoft.com/office/word/2010/wordprocessingInk" xmlns:wne="http://schemas.microsoft.com/office/word/2006/wordml" xmlns:wps="http://schemas.microsoft.com/office/word/2010/wordprocessingShape" mc:Ignorable="w14 w15 wp14">
   <w:footnote w:type="separator" w:id="-1">
@@ -1200,7 +1781,7 @@
 <w:numbering xmlns:wpc="http://schemas.microsoft.com/office/word/2010/wordprocessingCanvas" xmlns:mc="http://schemas.openxmlformats.org/markup-compatibility/2006" xmlns:o="urn:schemas-microsoft-com:office:office" xmlns:r="http://schemas.openxmlformats.org/officeDocument/2006/relationships" xmlns:m="http://schemas.openxmlformats.org/officeDocument/2006/math" xmlns:v="urn:schemas-microsoft-com:vml" xmlns:wp14="http://schemas.microsoft.com/office/word/2010/wordprocessingDrawing" xmlns:wp="http://schemas.openxmlformats.org/drawingml/2006/wordprocessingDrawing" xmlns:w10="urn:schemas-microsoft-com:office:word" xmlns:w="http://schemas.openxmlformats.org/wordprocessingml/2006/main" xmlns:w14="http://schemas.microsoft.com/office/word/2010/wordml" xmlns:w15="http://schemas.microsoft.com/office/word/2012/wordml" xmlns:wpg="http://schemas.microsoft.com/office/word/2010/wordprocessingGroup" xmlns:wpi="http://schemas.microsoft.com/office/word/2010/wordprocessingInk" xmlns:wne="http://schemas.microsoft.com/office/word/2006/wordml" xmlns:wps="http://schemas.microsoft.com/office/word/2010/wordprocessingShape" mc:Ignorable="w14 w15 wp14">
   <w:abstractNum w:abstractNumId="1" w15:restartNumberingAfterBreak="0">
     <w:multiLevelType w:val="hybridMultilevel"/>
-    <w:lvl w:ilvl="0" w15:tentative="1">
+    <w:lvl w:ilvl="0" w:tentative="1">
       <w:start w:val="1"/>
       <w:numFmt w:val="bullet"/>
       <w:lvlText w:val="●"/>
@@ -1209,7 +1790,7 @@
         <w:ind w:left="720" w:hanging="360"/>
       </w:pPr>
     </w:lvl>
-    <w:lvl w:ilvl="1" w15:tentative="1">
+    <w:lvl w:ilvl="1" w:tentative="1">
       <w:start w:val="1"/>
       <w:numFmt w:val="bullet"/>
       <w:lvlText w:val="○"/>
@@ -1218,7 +1799,7 @@
         <w:ind w:left="1440" w:hanging="360"/>
       </w:pPr>
     </w:lvl>
-    <w:lvl w:ilvl="2" w15:tentative="1">
+    <w:lvl w:ilvl="2" w:tentative="1">
       <w:start w:val="1"/>
       <w:numFmt w:val="bullet"/>
       <w:lvlText w:val="■"/>
@@ -1227,7 +1808,7 @@
         <w:ind w:left="2160" w:hanging="360"/>
       </w:pPr>
     </w:lvl>
-    <w:lvl w:ilvl="3" w15:tentative="1">
+    <w:lvl w:ilvl="3" w:tentative="1">
       <w:start w:val="1"/>
       <w:numFmt w:val="bullet"/>
       <w:lvlText w:val="●"/>
@@ -1236,7 +1817,7 @@
         <w:ind w:left="2880" w:hanging="360"/>
       </w:pPr>
     </w:lvl>
-    <w:lvl w:ilvl="4" w15:tentative="1">
+    <w:lvl w:ilvl="4" w:tentative="1">
       <w:start w:val="1"/>
       <w:numFmt w:val="bullet"/>
       <w:lvlText w:val="○"/>
@@ -1245,7 +1826,7 @@
         <w:ind w:left="3600" w:hanging="360"/>
       </w:pPr>
     </w:lvl>
-    <w:lvl w:ilvl="5" w15:tentative="1">
+    <w:lvl w:ilvl="5" w:tentative="1">
       <w:start w:val="1"/>
       <w:numFmt w:val="bullet"/>
       <w:lvlText w:val="■"/>
@@ -1254,7 +1835,7 @@
         <w:ind w:left="4320" w:hanging="360"/>
       </w:pPr>
     </w:lvl>
-    <w:lvl w:ilvl="6" w15:tentative="1">
+    <w:lvl w:ilvl="6" w:tentative="1">
       <w:start w:val="1"/>
       <w:numFmt w:val="bullet"/>
       <w:lvlText w:val="●"/>
@@ -1263,7 +1844,7 @@
         <w:ind w:left="5040" w:hanging="360"/>
       </w:pPr>
     </w:lvl>
-    <w:lvl w:ilvl="7" w15:tentative="1">
+    <w:lvl w:ilvl="7" w:tentative="1">
       <w:start w:val="1"/>
       <w:numFmt w:val="bullet"/>
       <w:lvlText w:val="●"/>
@@ -1272,7 +1853,7 @@
         <w:ind w:left="5760" w:hanging="360"/>
       </w:pPr>
     </w:lvl>
-    <w:lvl w:ilvl="8" w15:tentative="1">
+    <w:lvl w:ilvl="8" w:tentative="1">
       <w:start w:val="1"/>
       <w:numFmt w:val="bullet"/>
       <w:lvlText w:val="●"/>
@@ -1284,25 +1865,13 @@
   </w:abstractNum>
   <w:abstractNum w:abstractNumId="2" w15:restartNumberingAfterBreak="0">
     <w:multiLevelType w:val="hybridMultilevel"/>
-    <w:lvl w:ilvl="0" w15:tentative="1">
+    <w:lvl w:ilvl="0" w:tentative="1">
       <w:start w:val="1"/>
       <w:numFmt w:val="bullet"/>
       <w:lvlText w:val="•"/>
       <w:lvlJc w:val="left"/>
       <w:pPr>
-        <w:ind w:left="794" w:hanging="284"/>
-      </w:pPr>
-    </w:lvl>
-  </w:abstractNum>
-  <w:abstractNum w:abstractNumId="3" w15:restartNumberingAfterBreak="0">
-    <w:multiLevelType w:val="hybridMultilevel"/>
-    <w:lvl w:ilvl="0" w15:tentative="1">
-      <w:start w:val="1"/>
-      <w:numFmt w:val="decimal"/>
-      <w:lvlText w:val="%1."/>
-      <w:lvlJc w:val="left"/>
-      <w:pPr>
-        <w:ind w:left="794" w:hanging="340"/>
+        <w:ind w:left="850" w:hanging="283"/>
       </w:pPr>
     </w:lvl>
   </w:abstractNum>
@@ -1313,12 +1882,6 @@
     </w:lvlOverride>
   </w:num>
   <w:num w:numId="2">
-    <w:abstractNumId w:val="3"/>
-    <w:lvlOverride w:ilvl="0">
-      <w:startOverride w:val="1"/>
-    </w:lvlOverride>
-  </w:num>
-  <w:num w:numId="3">
     <w:abstractNumId w:val="2"/>
     <w:lvlOverride w:ilvl="0">
       <w:startOverride w:val="1"/>
@@ -1339,6 +1902,10 @@
     </w:rPrDefault>
     <w:pPrDefault/>
   </w:docDefaults>
+  <w:style w:type="paragraph" w:styleId="Normal" w:default="1">
+    <w:name w:val="Normal"/>
+    <w:qFormat/>
+  </w:style>
   <w:style w:type="paragraph" w:styleId="Title">
     <w:name w:val="Title"/>
     <w:basedOn w:val="Normal"/>
@@ -1510,58 +2077,295 @@
       <w:szCs w:val="20"/>
     </w:rPr>
   </w:style>
-  <w:style w:type="paragraph" w:styleId="Heading1">
-    <w:name w:val="Heading 1"/>
-    <w:basedOn w:val="Normal"/>
-    <w:next w:val="Normal"/>
-    <w:qFormat/>
-    <w:pPr>
-      <w:spacing w:after="160" w:before="240"/>
-      <w:outlineLvl w:val="0"/>
-    </w:pPr>
-    <w:rPr>
-      <w:rFonts w:ascii="Times New Roman" w:cs="Times New Roman" w:eastAsia="Times New Roman" w:hAnsi="Times New Roman"/>
-      <w:b/>
-      <w:bCs/>
-      <w:sz w:val="28"/>
-      <w:szCs w:val="28"/>
-    </w:rPr>
-  </w:style>
-  <w:style w:type="paragraph" w:styleId="Heading2">
-    <w:name w:val="Heading 2"/>
-    <w:basedOn w:val="Normal"/>
-    <w:next w:val="Normal"/>
-    <w:qFormat/>
-    <w:pPr>
-      <w:spacing w:after="100" w:before="200"/>
-      <w:outlineLvl w:val="1"/>
-    </w:pPr>
-    <w:rPr>
-      <w:rFonts w:ascii="Times New Roman" w:cs="Times New Roman" w:eastAsia="Times New Roman" w:hAnsi="Times New Roman"/>
-      <w:b/>
-      <w:bCs/>
-      <w:sz w:val="26"/>
-      <w:szCs w:val="26"/>
-    </w:rPr>
-  </w:style>
-  <w:style w:type="paragraph" w:styleId="Heading3">
-    <w:name w:val="Heading 3"/>
-    <w:basedOn w:val="Normal"/>
-    <w:next w:val="Normal"/>
-    <w:qFormat/>
-    <w:pPr>
-      <w:spacing w:after="80" w:before="140"/>
-      <w:outlineLvl w:val="2"/>
-    </w:pPr>
-    <w:rPr>
-      <w:rFonts w:ascii="Times New Roman" w:cs="Times New Roman" w:eastAsia="Times New Roman" w:hAnsi="Times New Roman"/>
-      <w:b/>
-      <w:bCs/>
-      <w:i/>
-      <w:iCs/>
-      <w:sz w:val="24"/>
-      <w:szCs w:val="24"/>
-    </w:rPr>
-  </w:style>
 </w:styles>
+</file>
+
+<file path=word/theme/theme1.xml><?xml version="1.0" encoding="utf-8"?>
+<a:theme xmlns:a="http://schemas.openxmlformats.org/drawingml/2006/main" name="Office Theme">
+  <a:themeElements>
+    <a:clrScheme name="Office">
+      <a:dk1>
+        <a:sysClr val="windowText" lastClr="000000"/>
+      </a:dk1>
+      <a:lt1>
+        <a:sysClr val="window" lastClr="FFFFFF"/>
+      </a:lt1>
+      <a:dk2>
+        <a:srgbClr val="44546A"/>
+      </a:dk2>
+      <a:lt2>
+        <a:srgbClr val="E7E6E6"/>
+      </a:lt2>
+      <a:accent1>
+        <a:srgbClr val="4472C4"/>
+      </a:accent1>
+      <a:accent2>
+        <a:srgbClr val="ED7D31"/>
+      </a:accent2>
+      <a:accent3>
+        <a:srgbClr val="A5A5A5"/>
+      </a:accent3>
+      <a:accent4>
+        <a:srgbClr val="FFC000"/>
+      </a:accent4>
+      <a:accent5>
+        <a:srgbClr val="5B9BD5"/>
+      </a:accent5>
+      <a:accent6>
+        <a:srgbClr val="70AD47"/>
+      </a:accent6>
+      <a:hlink>
+        <a:srgbClr val="0563C1"/>
+      </a:hlink>
+      <a:folHlink>
+        <a:srgbClr val="954F72"/>
+      </a:folHlink>
+    </a:clrScheme>
+    <a:fontScheme name="Office">
+      <a:majorFont>
+        <a:latin typeface="Calibri Light" panose="020F0302020204030204"/>
+        <a:ea typeface=""/>
+        <a:cs typeface=""/>
+        <a:font script="Jpan" typeface="游ゴシック Light"/>
+        <a:font script="Hang" typeface="맑은 고딕"/>
+        <a:font script="Hans" typeface="等线 Light"/>
+        <a:font script="Hant" typeface="新細明體"/>
+        <a:font script="Arab" typeface="Times New Roman"/>
+        <a:font script="Hebr" typeface="Times New Roman"/>
+        <a:font script="Thai" typeface="Angsana New"/>
+        <a:font script="Ethi" typeface="Nyala"/>
+        <a:font script="Beng" typeface="Vrinda"/>
+        <a:font script="Gujr" typeface="Shruti"/>
+        <a:font script="Khmr" typeface="MoolBoran"/>
+        <a:font script="Knda" typeface="Tunga"/>
+        <a:font script="Guru" typeface="Raavi"/>
+        <a:font script="Cans" typeface="Euphemia"/>
+        <a:font script="Cher" typeface="Plantagenet Cherokee"/>
+        <a:font script="Yiii" typeface="Microsoft Yi Baiti"/>
+        <a:font script="Tibt" typeface="Microsoft Himalaya"/>
+        <a:font script="Thaa" typeface="MV Boli"/>
+        <a:font script="Deva" typeface="Mangal"/>
+        <a:font script="Telu" typeface="Gautami"/>
+        <a:font script="Taml" typeface="Latha"/>
+        <a:font script="Syrc" typeface="Estrangelo Edessa"/>
+        <a:font script="Orya" typeface="Kalinga"/>
+        <a:font script="Mlym" typeface="Kartika"/>
+        <a:font script="Laoo" typeface="DokChampa"/>
+        <a:font script="Sinh" typeface="Iskoola Pota"/>
+        <a:font script="Mong" typeface="Mongolian Baiti"/>
+        <a:font script="Viet" typeface="Times New Roman"/>
+        <a:font script="Uigh" typeface="Microsoft Uighur"/>
+        <a:font script="Geor" typeface="Sylfaen"/>
+        <a:font script="Armn" typeface="Arial"/>
+        <a:font script="Bugi" typeface="Leelawadee UI"/>
+        <a:font script="Bopo" typeface="Microsoft JhengHei"/>
+        <a:font script="Java" typeface="Javanese Text"/>
+        <a:font script="Lisu" typeface="Segoe UI"/>
+        <a:font script="Mymr" typeface="Myanmar Text"/>
+        <a:font script="Nkoo" typeface="Ebrima"/>
+        <a:font script="Olck" typeface="Nirmala UI"/>
+        <a:font script="Osma" typeface="Ebrima"/>
+        <a:font script="Phag" typeface="Phagspa"/>
+        <a:font script="Syrn" typeface="Estrangelo Edessa"/>
+        <a:font script="Syrj" typeface="Estrangelo Edessa"/>
+        <a:font script="Syre" typeface="Estrangelo Edessa"/>
+        <a:font script="Sora" typeface="Nirmala UI"/>
+        <a:font script="Tale" typeface="Microsoft Tai Le"/>
+        <a:font script="Talu" typeface="Microsoft New Tai Lue"/>
+        <a:font script="Tfng" typeface="Ebrima"/>
+      </a:majorFont>
+      <a:minorFont>
+        <a:latin typeface="Calibri" panose="020F0502020204030204"/>
+        <a:ea typeface=""/>
+        <a:cs typeface=""/>
+        <a:font script="Jpan" typeface="游明朝"/>
+        <a:font script="Hang" typeface="맑은 고딕"/>
+        <a:font script="Hans" typeface="等线"/>
+        <a:font script="Hant" typeface="新細明體"/>
+        <a:font script="Arab" typeface="Arial"/>
+        <a:font script="Hebr" typeface="Arial"/>
+        <a:font script="Thai" typeface="Cordia New"/>
+        <a:font script="Ethi" typeface="Nyala"/>
+        <a:font script="Beng" typeface="Vrinda"/>
+        <a:font script="Gujr" typeface="Shruti"/>
+        <a:font script="Khmr" typeface="DaunPenh"/>
+        <a:font script="Knda" typeface="Tunga"/>
+        <a:font script="Guru" typeface="Raavi"/>
+        <a:font script="Cans" typeface="Euphemia"/>
+        <a:font script="Cher" typeface="Plantagenet Cherokee"/>
+        <a:font script="Yiii" typeface="Microsoft Yi Baiti"/>
+        <a:font script="Tibt" typeface="Microsoft Himalaya"/>
+        <a:font script="Thaa" typeface="MV Boli"/>
+        <a:font script="Deva" typeface="Mangal"/>
+        <a:font script="Telu" typeface="Gautami"/>
+        <a:font script="Taml" typeface="Latha"/>
+        <a:font script="Syrc" typeface="Estrangelo Edessa"/>
+        <a:font script="Orya" typeface="Kalinga"/>
+        <a:font script="Mlym" typeface="Kartika"/>
+        <a:font script="Laoo" typeface="DokChampa"/>
+        <a:font script="Sinh" typeface="Iskoola Pota"/>
+        <a:font script="Mong" typeface="Mongolian Baiti"/>
+        <a:font script="Viet" typeface="Arial"/>
+        <a:font script="Uigh" typeface="Microsoft Uighur"/>
+        <a:font script="Geor" typeface="Sylfaen"/>
+        <a:font script="Armn" typeface="Arial"/>
+        <a:font script="Bugi" typeface="Leelawadee UI"/>
+        <a:font script="Bopo" typeface="Microsoft JhengHei"/>
+        <a:font script="Java" typeface="Javanese Text"/>
+        <a:font script="Lisu" typeface="Segoe UI"/>
+        <a:font script="Mymr" typeface="Myanmar Text"/>
+        <a:font script="Nkoo" typeface="Ebrima"/>
+        <a:font script="Olck" typeface="Nirmala UI"/>
+        <a:font script="Osma" typeface="Ebrima"/>
+        <a:font script="Phag" typeface="Phagspa"/>
+        <a:font script="Syrn" typeface="Estrangelo Edessa"/>
+        <a:font script="Syrj" typeface="Estrangelo Edessa"/>
+        <a:font script="Syre" typeface="Estrangelo Edessa"/>
+        <a:font script="Sora" typeface="Nirmala UI"/>
+        <a:font script="Tale" typeface="Microsoft Tai Le"/>
+        <a:font script="Talu" typeface="Microsoft New Tai Lue"/>
+        <a:font script="Tfng" typeface="Ebrima"/>
+      </a:minorFont>
+    </a:fontScheme>
+    <a:fmtScheme name="Office">
+      <a:fillStyleLst>
+        <a:solidFill>
+          <a:schemeClr val="phClr"/>
+        </a:solidFill>
+        <a:gradFill rotWithShape="true">
+          <a:gsLst>
+            <a:gs pos="0">
+              <a:schemeClr val="phClr">
+                <a:lumMod val="110000"/>
+                <a:satMod val="105000"/>
+                <a:tint val="67000"/>
+              </a:schemeClr>
+            </a:gs>
+            <a:gs pos="50000">
+              <a:schemeClr val="phClr">
+                <a:lumMod val="105000"/>
+                <a:satMod val="103000"/>
+                <a:tint val="73000"/>
+              </a:schemeClr>
+            </a:gs>
+            <a:gs pos="100000">
+              <a:schemeClr val="phClr">
+                <a:lumMod val="105000"/>
+                <a:satMod val="109000"/>
+                <a:tint val="81000"/>
+              </a:schemeClr>
+            </a:gs>
+          </a:gsLst>
+          <a:lin ang="5400000" scaled="false"/>
+        </a:gradFill>
+        <a:gradFill rotWithShape="true">
+          <a:gsLst>
+            <a:gs pos="0">
+              <a:schemeClr val="phClr">
+                <a:satMod val="103000"/>
+                <a:lumMod val="102000"/>
+                <a:tint val="94000"/>
+              </a:schemeClr>
+            </a:gs>
+            <a:gs pos="50000">
+              <a:schemeClr val="phClr">
+                <a:satMod val="110000"/>
+                <a:lumMod val="100000"/>
+                <a:shade val="100000"/>
+              </a:schemeClr>
+            </a:gs>
+            <a:gs pos="100000">
+              <a:schemeClr val="phClr">
+                <a:lumMod val="99000"/>
+                <a:satMod val="120000"/>
+                <a:shade val="78000"/>
+              </a:schemeClr>
+            </a:gs>
+          </a:gsLst>
+          <a:lin ang="5400000" scaled="false"/>
+        </a:gradFill>
+      </a:fillStyleLst>
+      <a:lnStyleLst>
+        <a:ln w="6350" cap="flat" cmpd="sng" algn="ctr">
+          <a:solidFill>
+            <a:schemeClr val="phClr"/>
+          </a:solidFill>
+          <a:prstDash val="solid"/>
+          <a:miter lim="800000"/>
+        </a:ln>
+        <a:ln w="12700" cap="flat" cmpd="sng" algn="ctr">
+          <a:solidFill>
+            <a:schemeClr val="phClr"/>
+          </a:solidFill>
+          <a:prstDash val="solid"/>
+          <a:miter lim="800000"/>
+        </a:ln>
+        <a:ln w="19050" cap="flat" cmpd="sng" algn="ctr">
+          <a:solidFill>
+            <a:schemeClr val="phClr"/>
+          </a:solidFill>
+          <a:prstDash val="solid"/>
+          <a:miter lim="800000"/>
+        </a:ln>
+      </a:lnStyleLst>
+      <a:effectStyleLst>
+        <a:effectStyle>
+          <a:effectLst/>
+        </a:effectStyle>
+        <a:effectStyle>
+          <a:effectLst/>
+        </a:effectStyle>
+        <a:effectStyle>
+          <a:effectLst>
+            <a:outerShdw blurRad="57150" dist="19050" dir="5400000" algn="ctr" rotWithShape="false">
+              <a:srgbClr val="000000">
+                <a:alpha val="63000"/>
+              </a:srgbClr>
+            </a:outerShdw>
+          </a:effectLst>
+        </a:effectStyle>
+      </a:effectStyleLst>
+      <a:bgFillStyleLst>
+        <a:solidFill>
+          <a:schemeClr val="phClr"/>
+        </a:solidFill>
+        <a:solidFill>
+          <a:schemeClr val="phClr">
+            <a:tint val="95000"/>
+            <a:satMod val="170000"/>
+          </a:schemeClr>
+        </a:solidFill>
+        <a:gradFill rotWithShape="true">
+          <a:gsLst>
+            <a:gs pos="0">
+              <a:schemeClr val="phClr">
+                <a:tint val="93000"/>
+                <a:satMod val="150000"/>
+                <a:shade val="98000"/>
+                <a:lumMod val="102000"/>
+              </a:schemeClr>
+            </a:gs>
+            <a:gs pos="50000">
+              <a:schemeClr val="phClr">
+                <a:tint val="98000"/>
+                <a:satMod val="130000"/>
+                <a:shade val="90000"/>
+                <a:lumMod val="103000"/>
+              </a:schemeClr>
+            </a:gs>
+            <a:gs pos="100000">
+              <a:schemeClr val="phClr">
+                <a:shade val="63000"/>
+                <a:satMod val="120000"/>
+              </a:schemeClr>
+            </a:gs>
+          </a:gsLst>
+          <a:lin ang="5400000" scaled="false"/>
+        </a:gradFill>
+      </a:bgFillStyleLst>
+    </a:fmtScheme>
+  </a:themeElements>
+  <a:objectDefaults/>
+  <a:extraClrSchemeLst/>
+</a:theme>
 </file>